--- a/dokumentacja.docx
+++ b/dokumentacja.docx
@@ -168,6 +168,54 @@
         <w:jc w:val="left"/>
         <w:rPr/>
       </w:pPr>
+      <w:r>
+        <w:drawing>
+          <wp:anchor distT="0" distB="0" distL="0" distR="0" simplePos="0" relativeHeight="2" behindDoc="0" locked="0" layoutInCell="0" allowOverlap="1">
+            <wp:simplePos x="0" y="0"/>
+            <wp:positionH relativeFrom="column">
+              <wp:posOffset>9525</wp:posOffset>
+            </wp:positionH>
+            <wp:positionV relativeFrom="paragraph">
+              <wp:posOffset>390525</wp:posOffset>
+            </wp:positionV>
+            <wp:extent cx="5760720" cy="2553970"/>
+            <wp:effectExtent l="0" t="0" r="0" b="0"/>
+            <wp:wrapSquare wrapText="largest"/>
+            <wp:docPr id="1" name="Obraz1"/>
+            <wp:cNvGraphicFramePr>
+              <a:graphicFrameLocks xmlns:a="http://schemas.openxmlformats.org/drawingml/2006/main" noChangeAspect="1"/>
+            </wp:cNvGraphicFramePr>
+            <a:graphic xmlns:a="http://schemas.openxmlformats.org/drawingml/2006/main">
+              <a:graphicData uri="http://schemas.openxmlformats.org/drawingml/2006/picture">
+                <pic:pic xmlns:pic="http://schemas.openxmlformats.org/drawingml/2006/picture">
+                  <pic:nvPicPr>
+                    <pic:cNvPr id="1" name="Obraz1"/>
+                    <pic:cNvPicPr>
+                      <a:picLocks noChangeAspect="1" noChangeArrowheads="1"/>
+                    </pic:cNvPicPr>
+                  </pic:nvPicPr>
+                  <pic:blipFill>
+                    <a:blip r:embed="rId2"/>
+                    <a:stretch>
+                      <a:fillRect/>
+                    </a:stretch>
+                  </pic:blipFill>
+                  <pic:spPr bwMode="auto">
+                    <a:xfrm>
+                      <a:off x="0" y="0"/>
+                      <a:ext cx="5760720" cy="2553970"/>
+                    </a:xfrm>
+                    <a:prstGeom prst="rect">
+                      <a:avLst/>
+                    </a:prstGeom>
+                    <a:noFill/>
+                  </pic:spPr>
+                </pic:pic>
+              </a:graphicData>
+            </a:graphic>
+          </wp:anchor>
+        </w:drawing>
+      </w:r>
       <w:r>
         <w:rPr/>
         <w:t>30.05/Dziś nie zrobiłem nic ciekawego. Dodałem jedynie wstęp do gry.   Dzisiaj nie użyłem Chata GPT.</w:t>
@@ -790,8 +838,8 @@
     <w:qFormat/>
     <w:rPr/>
   </w:style>
-  <w:style w:type="character" w:styleId="Znakiwypunktowania">
-    <w:name w:val="Znaki wypunktowania"/>
+  <w:style w:type="character" w:styleId="Znakiwypunktowaniauser">
+    <w:name w:val="Znaki wypunktowania (user)"/>
     <w:qFormat/>
     <w:rPr>
       <w:rFonts w:ascii="OpenSymbol" w:hAnsi="OpenSymbol" w:eastAsia="OpenSymbol" w:cs="OpenSymbol"/>
@@ -881,8 +929,8 @@
       <w:rFonts w:cs="Arial"/>
     </w:rPr>
   </w:style>
-  <w:style w:type="numbering" w:styleId="Bezlisty" w:default="1">
-    <w:name w:val="Bez listy"/>
+  <w:style w:type="numbering" w:styleId="Bezlistyuser" w:default="1">
+    <w:name w:val="Bez listy (user)"/>
     <w:uiPriority w:val="99"/>
     <w:semiHidden/>
     <w:unhideWhenUsed/>

--- a/dokumentacja.docx
+++ b/dokumentacja.docx
@@ -5,10 +5,15 @@
     <w:p>
       <w:pPr>
         <w:pStyle w:val="Normal"/>
-        <w:rPr/>
-      </w:pPr>
-      <w:r>
-        <w:rPr/>
+        <w:rPr>
+          <w:highlight w:val="none"/>
+          <w:shd w:fill="3FAF46" w:val="clear"/>
+        </w:rPr>
+      </w:pPr>
+      <w:r>
+        <w:rPr>
+          <w:shd w:fill="3FAF46" w:val="clear"/>
+        </w:rPr>
         <w:t>Start projektu dnia 26.05.2026.</w:t>
       </w:r>
     </w:p>
@@ -18,8 +23,14 @@
         <w:rPr/>
       </w:pPr>
       <w:r>
-        <w:rPr/>
-        <w:t>29.05/ Oficjalnie zaczynam pracę nad projektem. Dziś jest tylko dzień organizacyjny. Przemyślałem dokładnie to co chce zrobić. Robię grę opartą na Statkach!! Szczerze wybrałem ten projekt, ponieważ sam lubię grać w statki i teraz jestem sam w stanie zaprogramować coś co lubię. Wiadomym jest, że będę potrzebował pomocy Chata GPT, ale nie zamierzam go wykorzystywać nadmiernie, dlatego uprościłem swój projekt a bardziej mechanikę gry, którą stworzę na wzór Statków. Mam nadzieję, że nie przewyższą mnie niektóre moje pomysły :) Pomysły na dziś związane z grą:</w:t>
+        <w:rPr>
+          <w:shd w:fill="3FAF46" w:val="clear"/>
+        </w:rPr>
+        <w:t>29.05/</w:t>
+      </w:r>
+      <w:r>
+        <w:rPr/>
+        <w:t xml:space="preserve"> Oficjalnie zaczynam pracę nad projektem. Dziś jest tylko dzień organizacyjny. Przemyślałem dokładnie to co chce zrobić. Robię grę opartą na Statkach!! Szczerze wybrałem ten projekt, ponieważ sam lubię grać w statki i teraz jestem sam w stanie zaprogramować coś co lubię. Wiadomym jest, że będę potrzebował pomocy Chata GPT, ale nie zamierzam go wykorzystywać nadmiernie, dlatego uprościłem swój projekt a bardziej mechanikę gry, którą stworzę na wzór Statków. Mam nadzieję, że nie przewyższą mnie niektóre moje pomysły :) Pomysły na dziś związane z grą:</w:t>
       </w:r>
     </w:p>
     <w:p>
@@ -149,7 +160,13 @@
       </w:pPr>
       <w:r>
         <w:rPr/>
-        <w:t>Na tyle z pomysłów na dziś. Wracając do kwestii organizacyjnych to postaram się też raz lub dwa  razy w tygodniu bardziej te sprawozdanie i notatki posegregować, podkreślić kolorami, dodać coś co ułatwi czytelność tej pracy. Na końcu będę pisał czy używałem pomocy Chata GPT lub innych platform ze sztuczną inteligencją.      Dzisiaj nie użyłem Chata GPT.</w:t>
+        <w:t xml:space="preserve">Na tyle z pomysłów na dziś. Wracając do kwestii organizacyjnych to postaram się też raz lub dwa  razy w tygodniu bardziej te sprawozdanie i notatki posegregować, podkreślić kolorami, dodać coś co ułatwi czytelność tej pracy. Na końcu będę pisał czy używałem pomocy Chata GPT lub innych platform ze sztuczną inteligencją.      </w:t>
+      </w:r>
+      <w:r>
+        <w:rPr>
+          <w:shd w:fill="BF0041" w:val="clear"/>
+        </w:rPr>
+        <w:t>Dzisiaj nie użyłem Chata GPT.</w:t>
       </w:r>
     </w:p>
     <w:p>
@@ -219,6 +236,1023 @@
       <w:r>
         <w:rPr/>
         <w:t>30.05/Dziś nie zrobiłem nic ciekawego. Dodałem jedynie wstęp do gry.   Dzisiaj nie użyłem Chata GPT.</w:t>
+      </w:r>
+    </w:p>
+    <w:p>
+      <w:pPr>
+        <w:pStyle w:val="Normal"/>
+        <w:widowControl/>
+        <w:bidi w:val="0"/>
+        <w:spacing w:lineRule="auto" w:line="276" w:before="0" w:after="200"/>
+        <w:jc w:val="left"/>
+        <w:rPr/>
+      </w:pPr>
+      <w:r>
+        <w:rPr/>
+        <w:t>31.05/Dziś było trudno...Wpisałem do Chatu GPT jakich komend mogę potrzebować do mojego projektu, który mu przedstawiłem, gdyż chce wykorzystać chat jako takiego doradcę w sprawach, których muszę się douczyć by stworzyć tę grę</w:t>
+      </w:r>
+    </w:p>
+    <w:p>
+      <w:pPr>
+        <w:pStyle w:val="Normal"/>
+        <w:widowControl/>
+        <w:bidi w:val="0"/>
+        <w:spacing w:lineRule="auto" w:line="276" w:before="0" w:after="200"/>
+        <w:jc w:val="left"/>
+        <w:rPr/>
+      </w:pPr>
+      <w:r>
+        <w:rPr/>
+        <w:drawing>
+          <wp:anchor distT="0" distB="0" distL="0" distR="0" simplePos="0" relativeHeight="3" behindDoc="0" locked="0" layoutInCell="0" allowOverlap="1">
+            <wp:simplePos x="0" y="0"/>
+            <wp:positionH relativeFrom="column">
+              <wp:posOffset>-5715</wp:posOffset>
+            </wp:positionH>
+            <wp:positionV relativeFrom="paragraph">
+              <wp:posOffset>50800</wp:posOffset>
+            </wp:positionV>
+            <wp:extent cx="5804535" cy="752475"/>
+            <wp:effectExtent l="0" t="0" r="0" b="0"/>
+            <wp:wrapSquare wrapText="largest"/>
+            <wp:docPr id="2" name="Obraz2"/>
+            <wp:cNvGraphicFramePr>
+              <a:graphicFrameLocks xmlns:a="http://schemas.openxmlformats.org/drawingml/2006/main" noChangeAspect="1"/>
+            </wp:cNvGraphicFramePr>
+            <a:graphic xmlns:a="http://schemas.openxmlformats.org/drawingml/2006/main">
+              <a:graphicData uri="http://schemas.openxmlformats.org/drawingml/2006/picture">
+                <pic:pic xmlns:pic="http://schemas.openxmlformats.org/drawingml/2006/picture">
+                  <pic:nvPicPr>
+                    <pic:cNvPr id="2" name="Obraz2"/>
+                    <pic:cNvPicPr>
+                      <a:picLocks noChangeAspect="1" noChangeArrowheads="1"/>
+                    </pic:cNvPicPr>
+                  </pic:nvPicPr>
+                  <pic:blipFill>
+                    <a:blip r:embed="rId3"/>
+                    <a:stretch>
+                      <a:fillRect/>
+                    </a:stretch>
+                  </pic:blipFill>
+                  <pic:spPr bwMode="auto">
+                    <a:xfrm>
+                      <a:off x="0" y="0"/>
+                      <a:ext cx="5804535" cy="752475"/>
+                    </a:xfrm>
+                    <a:prstGeom prst="rect">
+                      <a:avLst/>
+                    </a:prstGeom>
+                    <a:noFill/>
+                  </pic:spPr>
+                </pic:pic>
+              </a:graphicData>
+            </a:graphic>
+          </wp:anchor>
+        </w:drawing>
+        <w:drawing>
+          <wp:anchor distT="0" distB="0" distL="0" distR="0" simplePos="0" relativeHeight="4" behindDoc="0" locked="0" layoutInCell="0" allowOverlap="1">
+            <wp:simplePos x="0" y="0"/>
+            <wp:positionH relativeFrom="column">
+              <wp:posOffset>-5715</wp:posOffset>
+            </wp:positionH>
+            <wp:positionV relativeFrom="paragraph">
+              <wp:posOffset>802640</wp:posOffset>
+            </wp:positionV>
+            <wp:extent cx="5804535" cy="4123055"/>
+            <wp:effectExtent l="0" t="0" r="0" b="0"/>
+            <wp:wrapSquare wrapText="largest"/>
+            <wp:docPr id="3" name="Obraz3"/>
+            <wp:cNvGraphicFramePr>
+              <a:graphicFrameLocks xmlns:a="http://schemas.openxmlformats.org/drawingml/2006/main" noChangeAspect="1"/>
+            </wp:cNvGraphicFramePr>
+            <a:graphic xmlns:a="http://schemas.openxmlformats.org/drawingml/2006/main">
+              <a:graphicData uri="http://schemas.openxmlformats.org/drawingml/2006/picture">
+                <pic:pic xmlns:pic="http://schemas.openxmlformats.org/drawingml/2006/picture">
+                  <pic:nvPicPr>
+                    <pic:cNvPr id="3" name="Obraz3"/>
+                    <pic:cNvPicPr>
+                      <a:picLocks noChangeAspect="1" noChangeArrowheads="1"/>
+                    </pic:cNvPicPr>
+                  </pic:nvPicPr>
+                  <pic:blipFill>
+                    <a:blip r:embed="rId4"/>
+                    <a:stretch>
+                      <a:fillRect/>
+                    </a:stretch>
+                  </pic:blipFill>
+                  <pic:spPr bwMode="auto">
+                    <a:xfrm>
+                      <a:off x="0" y="0"/>
+                      <a:ext cx="5804535" cy="4123055"/>
+                    </a:xfrm>
+                    <a:prstGeom prst="rect">
+                      <a:avLst/>
+                    </a:prstGeom>
+                    <a:noFill/>
+                  </pic:spPr>
+                </pic:pic>
+              </a:graphicData>
+            </a:graphic>
+          </wp:anchor>
+        </w:drawing>
+      </w:r>
+    </w:p>
+    <w:p>
+      <w:pPr>
+        <w:pStyle w:val="Normal"/>
+        <w:widowControl/>
+        <w:bidi w:val="0"/>
+        <w:spacing w:lineRule="auto" w:line="276" w:before="0" w:after="200"/>
+        <w:jc w:val="left"/>
+        <w:rPr/>
+      </w:pPr>
+      <w:r>
+        <w:rPr/>
+        <w:drawing>
+          <wp:anchor distT="0" distB="0" distL="0" distR="0" simplePos="0" relativeHeight="6" behindDoc="0" locked="0" layoutInCell="0" allowOverlap="1">
+            <wp:simplePos x="0" y="0"/>
+            <wp:positionH relativeFrom="column">
+              <wp:posOffset>-2540</wp:posOffset>
+            </wp:positionH>
+            <wp:positionV relativeFrom="paragraph">
+              <wp:posOffset>3874770</wp:posOffset>
+            </wp:positionV>
+            <wp:extent cx="5801360" cy="4078605"/>
+            <wp:effectExtent l="0" t="0" r="0" b="0"/>
+            <wp:wrapSquare wrapText="largest"/>
+            <wp:docPr id="4" name="Obraz5"/>
+            <wp:cNvGraphicFramePr>
+              <a:graphicFrameLocks xmlns:a="http://schemas.openxmlformats.org/drawingml/2006/main" noChangeAspect="1"/>
+            </wp:cNvGraphicFramePr>
+            <a:graphic xmlns:a="http://schemas.openxmlformats.org/drawingml/2006/main">
+              <a:graphicData uri="http://schemas.openxmlformats.org/drawingml/2006/picture">
+                <pic:pic xmlns:pic="http://schemas.openxmlformats.org/drawingml/2006/picture">
+                  <pic:nvPicPr>
+                    <pic:cNvPr id="4" name="Obraz5"/>
+                    <pic:cNvPicPr>
+                      <a:picLocks noChangeAspect="1" noChangeArrowheads="1"/>
+                    </pic:cNvPicPr>
+                  </pic:nvPicPr>
+                  <pic:blipFill>
+                    <a:blip r:embed="rId5"/>
+                    <a:stretch>
+                      <a:fillRect/>
+                    </a:stretch>
+                  </pic:blipFill>
+                  <pic:spPr bwMode="auto">
+                    <a:xfrm>
+                      <a:off x="0" y="0"/>
+                      <a:ext cx="5801360" cy="4078605"/>
+                    </a:xfrm>
+                    <a:prstGeom prst="rect">
+                      <a:avLst/>
+                    </a:prstGeom>
+                    <a:noFill/>
+                  </pic:spPr>
+                </pic:pic>
+              </a:graphicData>
+            </a:graphic>
+          </wp:anchor>
+        </w:drawing>
+      </w:r>
+    </w:p>
+    <w:p>
+      <w:pPr>
+        <w:pStyle w:val="Normal"/>
+        <w:widowControl/>
+        <w:bidi w:val="0"/>
+        <w:spacing w:lineRule="auto" w:line="276" w:before="0" w:after="200"/>
+        <w:jc w:val="left"/>
+        <w:rPr/>
+      </w:pPr>
+      <w:r>
+        <w:rPr/>
+      </w:r>
+    </w:p>
+    <w:p>
+      <w:pPr>
+        <w:pStyle w:val="Normal"/>
+        <w:widowControl/>
+        <w:bidi w:val="0"/>
+        <w:spacing w:lineRule="auto" w:line="276" w:before="0" w:after="200"/>
+        <w:jc w:val="left"/>
+        <w:rPr/>
+      </w:pPr>
+      <w:r>
+        <w:drawing>
+          <wp:anchor distT="0" distB="0" distL="0" distR="0" simplePos="0" relativeHeight="5" behindDoc="0" locked="0" layoutInCell="0" allowOverlap="1">
+            <wp:simplePos x="0" y="0"/>
+            <wp:positionH relativeFrom="column">
+              <wp:posOffset>-777240</wp:posOffset>
+            </wp:positionH>
+            <wp:positionV relativeFrom="paragraph">
+              <wp:posOffset>-527050</wp:posOffset>
+            </wp:positionV>
+            <wp:extent cx="3990340" cy="2653030"/>
+            <wp:effectExtent l="0" t="0" r="0" b="0"/>
+            <wp:wrapSquare wrapText="largest"/>
+            <wp:docPr id="5" name="Obraz4"/>
+            <wp:cNvGraphicFramePr>
+              <a:graphicFrameLocks xmlns:a="http://schemas.openxmlformats.org/drawingml/2006/main" noChangeAspect="1"/>
+            </wp:cNvGraphicFramePr>
+            <a:graphic xmlns:a="http://schemas.openxmlformats.org/drawingml/2006/main">
+              <a:graphicData uri="http://schemas.openxmlformats.org/drawingml/2006/picture">
+                <pic:pic xmlns:pic="http://schemas.openxmlformats.org/drawingml/2006/picture">
+                  <pic:nvPicPr>
+                    <pic:cNvPr id="5" name="Obraz4"/>
+                    <pic:cNvPicPr>
+                      <a:picLocks noChangeAspect="1" noChangeArrowheads="1"/>
+                    </pic:cNvPicPr>
+                  </pic:nvPicPr>
+                  <pic:blipFill>
+                    <a:blip r:embed="rId6"/>
+                    <a:stretch>
+                      <a:fillRect/>
+                    </a:stretch>
+                  </pic:blipFill>
+                  <pic:spPr bwMode="auto">
+                    <a:xfrm>
+                      <a:off x="0" y="0"/>
+                      <a:ext cx="3990340" cy="2653030"/>
+                    </a:xfrm>
+                    <a:prstGeom prst="rect">
+                      <a:avLst/>
+                    </a:prstGeom>
+                    <a:noFill/>
+                  </pic:spPr>
+                </pic:pic>
+              </a:graphicData>
+            </a:graphic>
+          </wp:anchor>
+        </w:drawing>
+      </w:r>
+      <w:r>
+        <w:rPr/>
+        <w:t xml:space="preserve">       </w:t>
+      </w:r>
+      <w:r>
+        <w:rPr/>
+        <w:t>Trochę tego jest, ale na następny raz   będę przesyłał trochę mniejsze</w:t>
+      </w:r>
+    </w:p>
+    <w:p>
+      <w:pPr>
+        <w:pStyle w:val="Normal"/>
+        <w:widowControl/>
+        <w:bidi w:val="0"/>
+        <w:spacing w:lineRule="auto" w:line="276" w:before="0" w:after="200"/>
+        <w:jc w:val="left"/>
+        <w:rPr/>
+      </w:pPr>
+      <w:r>
+        <w:rPr/>
+      </w:r>
+    </w:p>
+    <w:p>
+      <w:pPr>
+        <w:pStyle w:val="Normal"/>
+        <w:widowControl/>
+        <w:bidi w:val="0"/>
+        <w:spacing w:lineRule="auto" w:line="276" w:before="0" w:after="200"/>
+        <w:jc w:val="left"/>
+        <w:rPr/>
+      </w:pPr>
+      <w:r>
+        <w:rPr/>
+      </w:r>
+    </w:p>
+    <w:p>
+      <w:pPr>
+        <w:pStyle w:val="Normal"/>
+        <w:widowControl/>
+        <w:bidi w:val="0"/>
+        <w:spacing w:lineRule="auto" w:line="276" w:before="0" w:after="200"/>
+        <w:jc w:val="left"/>
+        <w:rPr/>
+      </w:pPr>
+      <w:r>
+        <w:rPr/>
+      </w:r>
+    </w:p>
+    <w:p>
+      <w:pPr>
+        <w:pStyle w:val="Normal"/>
+        <w:widowControl/>
+        <w:bidi w:val="0"/>
+        <w:spacing w:lineRule="auto" w:line="276" w:before="0" w:after="200"/>
+        <w:jc w:val="left"/>
+        <w:rPr/>
+      </w:pPr>
+      <w:r>
+        <w:rPr/>
+      </w:r>
+    </w:p>
+    <w:p>
+      <w:pPr>
+        <w:pStyle w:val="Normal"/>
+        <w:widowControl/>
+        <w:bidi w:val="0"/>
+        <w:spacing w:lineRule="auto" w:line="276" w:before="0" w:after="200"/>
+        <w:jc w:val="left"/>
+        <w:rPr/>
+      </w:pPr>
+      <w:r>
+        <w:rPr/>
+      </w:r>
+    </w:p>
+    <w:p>
+      <w:pPr>
+        <w:pStyle w:val="Normal"/>
+        <w:widowControl/>
+        <w:bidi w:val="0"/>
+        <w:spacing w:lineRule="auto" w:line="276" w:before="0" w:after="200"/>
+        <w:jc w:val="left"/>
+        <w:rPr/>
+      </w:pPr>
+      <w:r>
+        <w:rPr/>
+        <w:drawing>
+          <wp:anchor distT="0" distB="0" distL="0" distR="0" simplePos="0" relativeHeight="7" behindDoc="0" locked="0" layoutInCell="0" allowOverlap="1">
+            <wp:simplePos x="0" y="0"/>
+            <wp:positionH relativeFrom="column">
+              <wp:posOffset>2684780</wp:posOffset>
+            </wp:positionH>
+            <wp:positionV relativeFrom="paragraph">
+              <wp:posOffset>-10160</wp:posOffset>
+            </wp:positionV>
+            <wp:extent cx="3715385" cy="3891915"/>
+            <wp:effectExtent l="0" t="0" r="0" b="0"/>
+            <wp:wrapSquare wrapText="largest"/>
+            <wp:docPr id="6" name="Obraz6"/>
+            <wp:cNvGraphicFramePr>
+              <a:graphicFrameLocks xmlns:a="http://schemas.openxmlformats.org/drawingml/2006/main" noChangeAspect="1"/>
+            </wp:cNvGraphicFramePr>
+            <a:graphic xmlns:a="http://schemas.openxmlformats.org/drawingml/2006/main">
+              <a:graphicData uri="http://schemas.openxmlformats.org/drawingml/2006/picture">
+                <pic:pic xmlns:pic="http://schemas.openxmlformats.org/drawingml/2006/picture">
+                  <pic:nvPicPr>
+                    <pic:cNvPr id="6" name="Obraz6"/>
+                    <pic:cNvPicPr>
+                      <a:picLocks noChangeAspect="1" noChangeArrowheads="1"/>
+                    </pic:cNvPicPr>
+                  </pic:nvPicPr>
+                  <pic:blipFill>
+                    <a:blip r:embed="rId7"/>
+                    <a:stretch>
+                      <a:fillRect/>
+                    </a:stretch>
+                  </pic:blipFill>
+                  <pic:spPr bwMode="auto">
+                    <a:xfrm>
+                      <a:off x="0" y="0"/>
+                      <a:ext cx="3715385" cy="3891915"/>
+                    </a:xfrm>
+                    <a:prstGeom prst="rect">
+                      <a:avLst/>
+                    </a:prstGeom>
+                    <a:noFill/>
+                  </pic:spPr>
+                </pic:pic>
+              </a:graphicData>
+            </a:graphic>
+          </wp:anchor>
+        </w:drawing>
+      </w:r>
+    </w:p>
+    <w:p>
+      <w:pPr>
+        <w:pStyle w:val="Normal"/>
+        <w:widowControl/>
+        <w:bidi w:val="0"/>
+        <w:spacing w:lineRule="auto" w:line="276" w:before="0" w:after="200"/>
+        <w:jc w:val="left"/>
+        <w:rPr/>
+      </w:pPr>
+      <w:r>
+        <w:rPr/>
+      </w:r>
+    </w:p>
+    <w:p>
+      <w:pPr>
+        <w:pStyle w:val="Normal"/>
+        <w:widowControl/>
+        <w:bidi w:val="0"/>
+        <w:spacing w:lineRule="auto" w:line="276" w:before="0" w:after="200"/>
+        <w:jc w:val="left"/>
+        <w:rPr/>
+      </w:pPr>
+      <w:r>
+        <w:rPr/>
+      </w:r>
+    </w:p>
+    <w:p>
+      <w:pPr>
+        <w:pStyle w:val="Normal"/>
+        <w:widowControl/>
+        <w:bidi w:val="0"/>
+        <w:spacing w:lineRule="auto" w:line="276" w:before="0" w:after="200"/>
+        <w:jc w:val="left"/>
+        <w:rPr/>
+      </w:pPr>
+      <w:r>
+        <w:rPr/>
+      </w:r>
+    </w:p>
+    <w:p>
+      <w:pPr>
+        <w:pStyle w:val="Normal"/>
+        <w:widowControl/>
+        <w:bidi w:val="0"/>
+        <w:spacing w:lineRule="auto" w:line="276" w:before="0" w:after="200"/>
+        <w:jc w:val="left"/>
+        <w:rPr/>
+      </w:pPr>
+      <w:r>
+        <w:rPr/>
+      </w:r>
+    </w:p>
+    <w:p>
+      <w:pPr>
+        <w:pStyle w:val="Normal"/>
+        <w:widowControl/>
+        <w:bidi w:val="0"/>
+        <w:spacing w:lineRule="auto" w:line="276" w:before="0" w:after="200"/>
+        <w:jc w:val="left"/>
+        <w:rPr/>
+      </w:pPr>
+      <w:r>
+        <w:rPr/>
+      </w:r>
+    </w:p>
+    <w:p>
+      <w:pPr>
+        <w:pStyle w:val="Normal"/>
+        <w:widowControl/>
+        <w:bidi w:val="0"/>
+        <w:spacing w:lineRule="auto" w:line="276" w:before="0" w:after="200"/>
+        <w:jc w:val="left"/>
+        <w:rPr/>
+      </w:pPr>
+      <w:r>
+        <w:rPr/>
+      </w:r>
+    </w:p>
+    <w:p>
+      <w:pPr>
+        <w:pStyle w:val="Normal"/>
+        <w:widowControl/>
+        <w:bidi w:val="0"/>
+        <w:spacing w:lineRule="auto" w:line="276" w:before="0" w:after="200"/>
+        <w:jc w:val="left"/>
+        <w:rPr/>
+      </w:pPr>
+      <w:r>
+        <w:rPr/>
+      </w:r>
+    </w:p>
+    <w:p>
+      <w:pPr>
+        <w:pStyle w:val="Normal"/>
+        <w:widowControl/>
+        <w:bidi w:val="0"/>
+        <w:spacing w:lineRule="auto" w:line="276" w:before="0" w:after="200"/>
+        <w:jc w:val="left"/>
+        <w:rPr/>
+      </w:pPr>
+      <w:r>
+        <w:rPr/>
+      </w:r>
+    </w:p>
+    <w:p>
+      <w:pPr>
+        <w:pStyle w:val="Normal"/>
+        <w:widowControl/>
+        <w:bidi w:val="0"/>
+        <w:spacing w:lineRule="auto" w:line="276" w:before="0" w:after="200"/>
+        <w:jc w:val="left"/>
+        <w:rPr/>
+      </w:pPr>
+      <w:r>
+        <w:rPr/>
+      </w:r>
+    </w:p>
+    <w:p>
+      <w:pPr>
+        <w:pStyle w:val="Normal"/>
+        <w:widowControl/>
+        <w:bidi w:val="0"/>
+        <w:spacing w:lineRule="auto" w:line="276" w:before="0" w:after="200"/>
+        <w:jc w:val="left"/>
+        <w:rPr/>
+      </w:pPr>
+      <w:r>
+        <w:rPr/>
+      </w:r>
+    </w:p>
+    <w:p>
+      <w:pPr>
+        <w:pStyle w:val="Normal"/>
+        <w:widowControl/>
+        <w:bidi w:val="0"/>
+        <w:spacing w:lineRule="auto" w:line="276" w:before="0" w:after="200"/>
+        <w:jc w:val="left"/>
+        <w:rPr/>
+      </w:pPr>
+      <w:r>
+        <w:rPr/>
+      </w:r>
+    </w:p>
+    <w:p>
+      <w:pPr>
+        <w:pStyle w:val="Normal"/>
+        <w:widowControl/>
+        <w:bidi w:val="0"/>
+        <w:spacing w:lineRule="auto" w:line="276" w:before="0" w:after="200"/>
+        <w:jc w:val="left"/>
+        <w:rPr/>
+      </w:pPr>
+      <w:r>
+        <w:rPr/>
+        <w:drawing>
+          <wp:anchor distT="0" distB="0" distL="0" distR="0" simplePos="0" relativeHeight="8" behindDoc="0" locked="0" layoutInCell="0" allowOverlap="1">
+            <wp:simplePos x="0" y="0"/>
+            <wp:positionH relativeFrom="column">
+              <wp:posOffset>-891540</wp:posOffset>
+            </wp:positionH>
+            <wp:positionV relativeFrom="paragraph">
+              <wp:posOffset>-133985</wp:posOffset>
+            </wp:positionV>
+            <wp:extent cx="3733800" cy="3845560"/>
+            <wp:effectExtent l="0" t="0" r="0" b="0"/>
+            <wp:wrapSquare wrapText="largest"/>
+            <wp:docPr id="7" name="Obraz7"/>
+            <wp:cNvGraphicFramePr>
+              <a:graphicFrameLocks xmlns:a="http://schemas.openxmlformats.org/drawingml/2006/main" noChangeAspect="1"/>
+            </wp:cNvGraphicFramePr>
+            <a:graphic xmlns:a="http://schemas.openxmlformats.org/drawingml/2006/main">
+              <a:graphicData uri="http://schemas.openxmlformats.org/drawingml/2006/picture">
+                <pic:pic xmlns:pic="http://schemas.openxmlformats.org/drawingml/2006/picture">
+                  <pic:nvPicPr>
+                    <pic:cNvPr id="7" name="Obraz7"/>
+                    <pic:cNvPicPr>
+                      <a:picLocks noChangeAspect="1" noChangeArrowheads="1"/>
+                    </pic:cNvPicPr>
+                  </pic:nvPicPr>
+                  <pic:blipFill>
+                    <a:blip r:embed="rId8"/>
+                    <a:stretch>
+                      <a:fillRect/>
+                    </a:stretch>
+                  </pic:blipFill>
+                  <pic:spPr bwMode="auto">
+                    <a:xfrm>
+                      <a:off x="0" y="0"/>
+                      <a:ext cx="3733800" cy="3845560"/>
+                    </a:xfrm>
+                    <a:prstGeom prst="rect">
+                      <a:avLst/>
+                    </a:prstGeom>
+                    <a:noFill/>
+                  </pic:spPr>
+                </pic:pic>
+              </a:graphicData>
+            </a:graphic>
+          </wp:anchor>
+        </w:drawing>
+      </w:r>
+    </w:p>
+    <w:p>
+      <w:pPr>
+        <w:pStyle w:val="Normal"/>
+        <w:widowControl/>
+        <w:bidi w:val="0"/>
+        <w:spacing w:lineRule="auto" w:line="276" w:before="0" w:after="200"/>
+        <w:jc w:val="left"/>
+        <w:rPr/>
+      </w:pPr>
+      <w:r>
+        <w:rPr/>
+      </w:r>
+    </w:p>
+    <w:p>
+      <w:pPr>
+        <w:pStyle w:val="Normal"/>
+        <w:widowControl/>
+        <w:bidi w:val="0"/>
+        <w:spacing w:lineRule="auto" w:line="276" w:before="0" w:after="200"/>
+        <w:jc w:val="left"/>
+        <w:rPr/>
+      </w:pPr>
+      <w:r>
+        <w:rPr/>
+      </w:r>
+    </w:p>
+    <w:p>
+      <w:pPr>
+        <w:pStyle w:val="Normal"/>
+        <w:widowControl/>
+        <w:bidi w:val="0"/>
+        <w:spacing w:lineRule="auto" w:line="276" w:before="0" w:after="200"/>
+        <w:jc w:val="left"/>
+        <w:rPr/>
+      </w:pPr>
+      <w:r>
+        <w:rPr/>
+      </w:r>
+    </w:p>
+    <w:p>
+      <w:pPr>
+        <w:pStyle w:val="Normal"/>
+        <w:widowControl/>
+        <w:bidi w:val="0"/>
+        <w:spacing w:lineRule="auto" w:line="276" w:before="0" w:after="200"/>
+        <w:jc w:val="left"/>
+        <w:rPr/>
+      </w:pPr>
+      <w:r>
+        <w:rPr/>
+      </w:r>
+    </w:p>
+    <w:p>
+      <w:pPr>
+        <w:pStyle w:val="Normal"/>
+        <w:widowControl/>
+        <w:bidi w:val="0"/>
+        <w:spacing w:lineRule="auto" w:line="276" w:before="0" w:after="200"/>
+        <w:jc w:val="left"/>
+        <w:rPr/>
+      </w:pPr>
+      <w:r>
+        <w:rPr/>
+      </w:r>
+    </w:p>
+    <w:p>
+      <w:pPr>
+        <w:pStyle w:val="Normal"/>
+        <w:widowControl/>
+        <w:bidi w:val="0"/>
+        <w:spacing w:lineRule="auto" w:line="276" w:before="0" w:after="200"/>
+        <w:jc w:val="left"/>
+        <w:rPr/>
+      </w:pPr>
+      <w:r>
+        <w:rPr/>
+      </w:r>
+    </w:p>
+    <w:p>
+      <w:pPr>
+        <w:pStyle w:val="Normal"/>
+        <w:widowControl/>
+        <w:bidi w:val="0"/>
+        <w:spacing w:lineRule="auto" w:line="276" w:before="0" w:after="200"/>
+        <w:jc w:val="left"/>
+        <w:rPr/>
+      </w:pPr>
+      <w:r>
+        <w:rPr/>
+      </w:r>
+    </w:p>
+    <w:p>
+      <w:pPr>
+        <w:pStyle w:val="Normal"/>
+        <w:widowControl/>
+        <w:bidi w:val="0"/>
+        <w:spacing w:lineRule="auto" w:line="276" w:before="0" w:after="200"/>
+        <w:jc w:val="left"/>
+        <w:rPr/>
+      </w:pPr>
+      <w:r>
+        <w:rPr/>
+        <w:t>Szczerze nie jestem pewien czy nie wystarczyłby tylko jeden screen(ten ostatni). Chcę po prostu pokazać jakąkolwiek moj</w:t>
+      </w:r>
+      <w:r>
+        <w:rPr/>
+        <w:t>ą</w:t>
+      </w:r>
+      <w:r>
+        <w:rPr/>
+        <w:t xml:space="preserve"> aktywność z Chatem GPT, lecz dziś się chciałem pouczyć i douczyć by mieć pewność, że nie będę musiał polegać tylko na Chat’cie GPT. Wiem, że pomoc Chata będzie nieunikniona w późniejszym etapie kodowania. Tak czy siak próbuję to odwlec, dlatego też zapytałem się czatu o to czego muszę się pouczyć. Dziś poznałem funkcję void, </w:t>
+      </w:r>
+      <w:r>
+        <w:rPr/>
+        <w:t>char i const,</w:t>
+      </w:r>
+      <w:r>
+        <w:rPr/>
+        <w:t xml:space="preserve"> by stworzyć tablicę + sprawić by się wyświetlała. Jedynym błędem to jest kwestia złego porządkowania notatek. Gdyż przesłałem dziś notatki z 29.05, 30.05 i 31.05 co doprowadziło </w:t>
+      </w:r>
+      <w:r>
+        <w:rPr/>
+        <w:t>do tego</w:t>
+      </w:r>
+      <w:r>
+        <w:rPr/>
+        <w:t xml:space="preserve">, że kod z dzisiaj jest zapisany z notatką z wczoraj więc no...Przepraszam(Wciąż się uczę). </w:t>
+      </w:r>
+      <w:r>
+        <w:rPr/>
+        <w:t>Pobawiłem się trochę voidem, charem i constem by przetestować jak to działa, gdyż przez zabawę i naukę po swojemu mam większą motywację do poznawania nowych rzeczy.</w:t>
+      </w:r>
+    </w:p>
+    <w:p>
+      <w:pPr>
+        <w:pStyle w:val="Normal"/>
+        <w:widowControl/>
+        <w:bidi w:val="0"/>
+        <w:spacing w:lineRule="auto" w:line="276" w:before="0" w:after="200"/>
+        <w:jc w:val="left"/>
+        <w:rPr/>
+      </w:pPr>
+      <w:r>
+        <w:rPr/>
+        <w:t>Screen z 31.05 :</w:t>
+      </w:r>
+    </w:p>
+    <w:p>
+      <w:pPr>
+        <w:pStyle w:val="Normal"/>
+        <w:widowControl/>
+        <w:bidi w:val="0"/>
+        <w:spacing w:lineRule="auto" w:line="276" w:before="0" w:after="200"/>
+        <w:jc w:val="left"/>
+        <w:rPr/>
+      </w:pPr>
+      <w:r>
+        <w:rPr/>
+        <w:drawing>
+          <wp:anchor distT="0" distB="0" distL="0" distR="0" simplePos="0" relativeHeight="9" behindDoc="0" locked="0" layoutInCell="0" allowOverlap="1">
+            <wp:simplePos x="0" y="0"/>
+            <wp:positionH relativeFrom="column">
+              <wp:posOffset>9525</wp:posOffset>
+            </wp:positionH>
+            <wp:positionV relativeFrom="paragraph">
+              <wp:posOffset>108585</wp:posOffset>
+            </wp:positionV>
+            <wp:extent cx="5760720" cy="5431155"/>
+            <wp:effectExtent l="0" t="0" r="0" b="0"/>
+            <wp:wrapSquare wrapText="largest"/>
+            <wp:docPr id="8" name="Obraz8"/>
+            <wp:cNvGraphicFramePr>
+              <a:graphicFrameLocks xmlns:a="http://schemas.openxmlformats.org/drawingml/2006/main" noChangeAspect="1"/>
+            </wp:cNvGraphicFramePr>
+            <a:graphic xmlns:a="http://schemas.openxmlformats.org/drawingml/2006/main">
+              <a:graphicData uri="http://schemas.openxmlformats.org/drawingml/2006/picture">
+                <pic:pic xmlns:pic="http://schemas.openxmlformats.org/drawingml/2006/picture">
+                  <pic:nvPicPr>
+                    <pic:cNvPr id="8" name="Obraz8"/>
+                    <pic:cNvPicPr>
+                      <a:picLocks noChangeAspect="1" noChangeArrowheads="1"/>
+                    </pic:cNvPicPr>
+                  </pic:nvPicPr>
+                  <pic:blipFill>
+                    <a:blip r:embed="rId9"/>
+                    <a:stretch>
+                      <a:fillRect/>
+                    </a:stretch>
+                  </pic:blipFill>
+                  <pic:spPr bwMode="auto">
+                    <a:xfrm>
+                      <a:off x="0" y="0"/>
+                      <a:ext cx="5760720" cy="5431155"/>
+                    </a:xfrm>
+                    <a:prstGeom prst="rect">
+                      <a:avLst/>
+                    </a:prstGeom>
+                    <a:noFill/>
+                  </pic:spPr>
+                </pic:pic>
+              </a:graphicData>
+            </a:graphic>
+          </wp:anchor>
+        </w:drawing>
+      </w:r>
+    </w:p>
+    <w:p>
+      <w:pPr>
+        <w:pStyle w:val="Normal"/>
+        <w:widowControl/>
+        <w:bidi w:val="0"/>
+        <w:spacing w:lineRule="auto" w:line="276" w:before="0" w:after="200"/>
+        <w:jc w:val="left"/>
+        <w:rPr/>
+      </w:pPr>
+      <w:r>
+        <w:rPr/>
+        <w:t xml:space="preserve">Nie wiem czy kod działa, coś mi nie działało w nim na początku, ale zapytam Pani na lekcji o wskazówki.   </w:t>
+      </w:r>
+      <w:r>
+        <w:rPr>
+          <w:shd w:fill="BF0041" w:val="clear"/>
+        </w:rPr>
+        <w:t>Dziś użyłem Chata GPT w celach naukowych :)</w:t>
+      </w:r>
+    </w:p>
+    <w:p>
+      <w:pPr>
+        <w:pStyle w:val="Normal"/>
+        <w:widowControl/>
+        <w:bidi w:val="0"/>
+        <w:spacing w:lineRule="auto" w:line="276" w:before="0" w:after="200"/>
+        <w:jc w:val="left"/>
+        <w:rPr/>
+      </w:pPr>
+      <w:r>
+        <w:rPr/>
+      </w:r>
+    </w:p>
+    <w:p>
+      <w:pPr>
+        <w:pStyle w:val="Normal"/>
+        <w:widowControl/>
+        <w:bidi w:val="0"/>
+        <w:spacing w:lineRule="auto" w:line="276" w:before="0" w:after="200"/>
+        <w:jc w:val="left"/>
+        <w:rPr/>
+      </w:pPr>
+      <w:r>
+        <w:rPr/>
+      </w:r>
+    </w:p>
+    <w:p>
+      <w:pPr>
+        <w:pStyle w:val="Normal"/>
+        <w:widowControl/>
+        <w:bidi w:val="0"/>
+        <w:spacing w:lineRule="auto" w:line="276" w:before="0" w:after="200"/>
+        <w:jc w:val="left"/>
+        <w:rPr/>
+      </w:pPr>
+      <w:r>
+        <w:rPr/>
+      </w:r>
+    </w:p>
+    <w:p>
+      <w:pPr>
+        <w:pStyle w:val="Normal"/>
+        <w:widowControl/>
+        <w:bidi w:val="0"/>
+        <w:spacing w:lineRule="auto" w:line="276" w:before="0" w:after="200"/>
+        <w:jc w:val="left"/>
+        <w:rPr/>
+      </w:pPr>
+      <w:r>
+        <w:rPr/>
+      </w:r>
+    </w:p>
+    <w:p>
+      <w:pPr>
+        <w:pStyle w:val="Normal"/>
+        <w:widowControl/>
+        <w:bidi w:val="0"/>
+        <w:spacing w:lineRule="auto" w:line="276" w:before="0" w:after="200"/>
+        <w:jc w:val="left"/>
+        <w:rPr/>
+      </w:pPr>
+      <w:r>
+        <w:rPr/>
+      </w:r>
+    </w:p>
+    <w:p>
+      <w:pPr>
+        <w:pStyle w:val="Normal"/>
+        <w:widowControl/>
+        <w:bidi w:val="0"/>
+        <w:spacing w:lineRule="auto" w:line="276" w:before="0" w:after="200"/>
+        <w:jc w:val="left"/>
+        <w:rPr/>
+      </w:pPr>
+      <w:r>
+        <w:rPr/>
+      </w:r>
+    </w:p>
+    <w:p>
+      <w:pPr>
+        <w:pStyle w:val="Normal"/>
+        <w:widowControl/>
+        <w:bidi w:val="0"/>
+        <w:spacing w:lineRule="auto" w:line="276" w:before="0" w:after="200"/>
+        <w:jc w:val="left"/>
+        <w:rPr/>
+      </w:pPr>
+      <w:r>
+        <w:rPr/>
+      </w:r>
+    </w:p>
+    <w:p>
+      <w:pPr>
+        <w:pStyle w:val="Normal"/>
+        <w:widowControl/>
+        <w:bidi w:val="0"/>
+        <w:spacing w:lineRule="auto" w:line="276" w:before="0" w:after="200"/>
+        <w:jc w:val="left"/>
+        <w:rPr/>
+      </w:pPr>
+      <w:r>
+        <w:rPr/>
+      </w:r>
+    </w:p>
+    <w:p>
+      <w:pPr>
+        <w:pStyle w:val="Normal"/>
+        <w:widowControl/>
+        <w:bidi w:val="0"/>
+        <w:spacing w:lineRule="auto" w:line="276" w:before="0" w:after="200"/>
+        <w:jc w:val="left"/>
+        <w:rPr/>
+      </w:pPr>
+      <w:r>
+        <w:rPr/>
+      </w:r>
+    </w:p>
+    <w:p>
+      <w:pPr>
+        <w:pStyle w:val="Normal"/>
+        <w:widowControl/>
+        <w:bidi w:val="0"/>
+        <w:spacing w:lineRule="auto" w:line="276" w:before="0" w:after="200"/>
+        <w:jc w:val="left"/>
+        <w:rPr/>
+      </w:pPr>
+      <w:r>
+        <w:rPr/>
+      </w:r>
+    </w:p>
+    <w:p>
+      <w:pPr>
+        <w:pStyle w:val="Normal"/>
+        <w:widowControl/>
+        <w:bidi w:val="0"/>
+        <w:spacing w:lineRule="auto" w:line="276" w:before="0" w:after="200"/>
+        <w:jc w:val="left"/>
+        <w:rPr/>
+      </w:pPr>
+      <w:r>
+        <w:rPr/>
+      </w:r>
+    </w:p>
+    <w:p>
+      <w:pPr>
+        <w:pStyle w:val="Normal"/>
+        <w:widowControl/>
+        <w:bidi w:val="0"/>
+        <w:spacing w:lineRule="auto" w:line="276" w:before="0" w:after="200"/>
+        <w:jc w:val="left"/>
+        <w:rPr/>
+      </w:pPr>
+      <w:r>
+        <w:rPr/>
+      </w:r>
+    </w:p>
+    <w:p>
+      <w:pPr>
+        <w:pStyle w:val="Normal"/>
+        <w:widowControl/>
+        <w:bidi w:val="0"/>
+        <w:spacing w:lineRule="auto" w:line="276" w:before="0" w:after="200"/>
+        <w:jc w:val="left"/>
+        <w:rPr/>
+      </w:pPr>
+      <w:r>
+        <w:rPr/>
+      </w:r>
+    </w:p>
+    <w:p>
+      <w:pPr>
+        <w:pStyle w:val="Normal"/>
+        <w:widowControl/>
+        <w:bidi w:val="0"/>
+        <w:spacing w:lineRule="auto" w:line="276" w:before="0" w:after="200"/>
+        <w:jc w:val="left"/>
+        <w:rPr/>
+      </w:pPr>
+      <w:r>
+        <w:rPr/>
+      </w:r>
+    </w:p>
+    <w:p>
+      <w:pPr>
+        <w:pStyle w:val="Normal"/>
+        <w:widowControl/>
+        <w:bidi w:val="0"/>
+        <w:spacing w:lineRule="auto" w:line="276" w:before="0" w:after="200"/>
+        <w:jc w:val="left"/>
+        <w:rPr/>
+      </w:pPr>
+      <w:r>
+        <w:rPr/>
+      </w:r>
+    </w:p>
+    <w:p>
+      <w:pPr>
+        <w:pStyle w:val="Normal"/>
+        <w:widowControl/>
+        <w:bidi w:val="0"/>
+        <w:spacing w:lineRule="auto" w:line="276" w:before="0" w:after="200"/>
+        <w:jc w:val="left"/>
+        <w:rPr/>
+      </w:pPr>
+      <w:r>
+        <w:rPr/>
       </w:r>
     </w:p>
     <w:p>
@@ -838,8 +1872,8 @@
     <w:qFormat/>
     <w:rPr/>
   </w:style>
-  <w:style w:type="character" w:styleId="Znakiwypunktowaniauser">
-    <w:name w:val="Znaki wypunktowania (user)"/>
+  <w:style w:type="character" w:styleId="Znakiwypunktowania">
+    <w:name w:val="Znaki wypunktowania"/>
     <w:qFormat/>
     <w:rPr>
       <w:rFonts w:ascii="OpenSymbol" w:hAnsi="OpenSymbol" w:eastAsia="OpenSymbol" w:cs="OpenSymbol"/>
@@ -929,8 +1963,8 @@
       <w:rFonts w:cs="Arial"/>
     </w:rPr>
   </w:style>
-  <w:style w:type="numbering" w:styleId="Bezlistyuser" w:default="1">
-    <w:name w:val="Bez listy (user)"/>
+  <w:style w:type="numbering" w:styleId="Bezlisty" w:default="1">
+    <w:name w:val="Bez listy"/>
     <w:uiPriority w:val="99"/>
     <w:semiHidden/>
     <w:unhideWhenUsed/>

--- a/dokumentacja.docx
+++ b/dokumentacja.docx
@@ -1,155 +1,180 @@
 
 <file path=word/document.xml><?xml version="1.0" encoding="utf-8"?>
-<w:document xmlns:ve="http://schemas.openxmlformats.org/markup-compatibility/2006" xmlns:o="urn:schemas-microsoft-com:office:office" xmlns:r="http://schemas.openxmlformats.org/officeDocument/2006/relationships" xmlns:m="http://schemas.openxmlformats.org/officeDocument/2006/math" xmlns:v="urn:schemas-microsoft-com:vml" xmlns:wp="http://schemas.openxmlformats.org/drawingml/2006/wordprocessingDrawing" xmlns:w10="urn:schemas-microsoft-com:office:word" xmlns:w="http://schemas.openxmlformats.org/wordprocessingml/2006/main" xmlns:wne="http://schemas.microsoft.com/office/word/2006/wordml">
+<w:document xmlns:o="urn:schemas-microsoft-com:office:office" xmlns:r="http://schemas.openxmlformats.org/officeDocument/2006/relationships" xmlns:v="urn:schemas-microsoft-com:vml" xmlns:w="http://schemas.openxmlformats.org/wordprocessingml/2006/main" xmlns:w10="urn:schemas-microsoft-com:office:word" xmlns:wp="http://schemas.openxmlformats.org/drawingml/2006/wordprocessingDrawing" xmlns:pic="http://schemas.openxmlformats.org/drawingml/2006/picture" xmlns:wps="http://schemas.microsoft.com/office/word/2010/wordprocessingShape" xmlns:wpg="http://schemas.microsoft.com/office/word/2010/wordprocessingGroup" xmlns:mc="http://schemas.openxmlformats.org/markup-compatibility/2006" xmlns:wp14="http://schemas.microsoft.com/office/word/2010/wordprocessingDrawing" xmlns:w14="http://schemas.microsoft.com/office/word/2010/wordml" xmlns:w15="http://schemas.microsoft.com/office/word/2012/wordml" mc:Ignorable="w14 wp14 w15">
   <w:body>
     <w:p>
       <w:pPr>
+        <w:pStyle w:val="Normal"/>
         <w:rPr>
-          <w:shd w:val="clear" w:color="auto" w:fill="3FAF46"/>
+          <w:shd w:fill="3FAF46" w:val="clear"/>
         </w:rPr>
       </w:pPr>
       <w:r>
         <w:rPr>
-          <w:shd w:val="clear" w:color="auto" w:fill="3FAF46"/>
+          <w:shd w:fill="3FAF46" w:val="clear"/>
         </w:rPr>
         <w:t>Start projektu dnia 26.05.2026.</w:t>
       </w:r>
     </w:p>
     <w:p>
+      <w:pPr>
+        <w:pStyle w:val="Normal"/>
+        <w:rPr/>
+      </w:pPr>
       <w:r>
         <w:rPr>
-          <w:shd w:val="clear" w:color="auto" w:fill="3FAF46"/>
+          <w:shd w:fill="3FAF46" w:val="clear"/>
         </w:rPr>
         <w:t>29.05/</w:t>
       </w:r>
       <w:r>
-        <w:t xml:space="preserve"> Oficjalnie zaczynam pracę nad projektem. Dziś jest tylko dzień organizacyjny. Przemyślałem dokładnie to co chce zrobić. Robię grę opartą na Statkach!! Szczerze wybrałem ten projekt, ponieważ sam lubię grać w statki i teraz jestem sam w stanie zaprogramowa</w:t>
-      </w:r>
-      <w:r>
-        <w:t xml:space="preserve">ć coś co lubię. Wiadomym jest, że będę potrzebował pomocy Chata GPT, ale nie zamierzam go wykorzystywać nadmiernie, dlatego uprościłem swój projekt a bardziej mechanikę gry, którą stworzę na wzór Statków. Mam nadzieję, że nie przewyższą mnie niektóre moje </w:t>
-      </w:r>
-      <w:r>
-        <w:t>pomysły :) Pomysły na dziś związane z grą:</w:t>
-      </w:r>
-    </w:p>
-    <w:p>
-      <w:pPr>
+        <w:rPr/>
+        <w:t xml:space="preserve"> Oficjalnie zaczynam pracę nad projektem. Dziś jest tylko dzień organizacyjny. Przemyślałem dokładnie to co chce zrobić. Robię grę opartą na Statkach!! Szczerze wybrałem ten projekt, ponieważ sam lubię grać w statki i teraz jestem sam w stanie zaprogramować coś co lubię. Wiadomym jest, że będę potrzebował pomocy Chata GPT, ale nie zamierzam go wykorzystywać nadmiernie, dlatego uprościłem swój projekt a bardziej mechanikę gry, którą stworzę na wzór Statków. Mam nadzieję, że nie przewyższą mnie niektóre moje pomysły :) Pomysły na dziś związane z grą:</w:t>
+      </w:r>
+    </w:p>
+    <w:p>
+      <w:pPr>
+        <w:pStyle w:val="Normal"/>
         <w:numPr>
           <w:ilvl w:val="0"/>
           <w:numId w:val="2"/>
         </w:numPr>
-      </w:pPr>
-      <w:r>
+        <w:rPr/>
+      </w:pPr>
+      <w:r>
+        <w:rPr/>
         <w:t>Wprowadzenie do gry, klimatycznie związane z grą :)</w:t>
       </w:r>
     </w:p>
     <w:p>
       <w:pPr>
+        <w:pStyle w:val="Normal"/>
         <w:numPr>
           <w:ilvl w:val="0"/>
           <w:numId w:val="1"/>
         </w:numPr>
-      </w:pPr>
-      <w:r>
+        <w:rPr/>
+      </w:pPr>
+      <w:r>
+        <w:rPr/>
         <w:t xml:space="preserve">Gra tylko jednoosobowa </w:t>
       </w:r>
     </w:p>
     <w:p>
       <w:pPr>
+        <w:pStyle w:val="Normal"/>
         <w:numPr>
           <w:ilvl w:val="0"/>
           <w:numId w:val="1"/>
         </w:numPr>
-      </w:pPr>
-      <w:r>
+        <w:rPr/>
+      </w:pPr>
+      <w:r>
+        <w:rPr/>
         <w:t>Pole gry to tablica 10 na 10</w:t>
       </w:r>
     </w:p>
     <w:p>
       <w:pPr>
+        <w:pStyle w:val="Normal"/>
         <w:numPr>
           <w:ilvl w:val="0"/>
           <w:numId w:val="1"/>
         </w:numPr>
-      </w:pPr>
-      <w:r>
+        <w:rPr/>
+      </w:pPr>
+      <w:r>
+        <w:rPr/>
         <w:t>Chcę dodać system losujący położenie statków !Największe moje wyzwanie!</w:t>
       </w:r>
     </w:p>
     <w:p>
       <w:pPr>
+        <w:pStyle w:val="Normal"/>
         <w:numPr>
           <w:ilvl w:val="0"/>
           <w:numId w:val="1"/>
         </w:numPr>
-      </w:pPr>
-      <w:r>
-        <w:t>Mechanika działająca jak radar, któr</w:t>
-      </w:r>
-      <w:r>
-        <w:t>a sprawdzi wszystkie najbliższe pozycje wokół gracza (wykorzystam tego co się nauczyłem na lekcji, gdyż było coś bardzo podobnego na niej omawiane. Oczywiście nie będzie to plagiat bo chcę to po swojemu zrobić)</w:t>
-      </w:r>
-    </w:p>
-    <w:p>
-      <w:pPr>
+        <w:rPr/>
+      </w:pPr>
+      <w:r>
+        <w:rPr/>
+        <w:t>Mechanika działająca jak radar, która sprawdzi wszystkie najbliższe pozycje wokół gracza (wykorzystam tego co się nauczyłem na lekcji, gdyż było coś bardzo podobnego na niej omawiane. Oczywiście nie będzie to plagiat bo chcę to po swojemu zrobić)</w:t>
+      </w:r>
+    </w:p>
+    <w:p>
+      <w:pPr>
+        <w:pStyle w:val="Normal"/>
         <w:numPr>
           <w:ilvl w:val="0"/>
           <w:numId w:val="1"/>
         </w:numPr>
-      </w:pPr>
-      <w:r>
-        <w:t>Plansza będzie się pokazywała graczowi co run</w:t>
-      </w:r>
-      <w:r>
-        <w:t>dę</w:t>
-      </w:r>
-    </w:p>
-    <w:p>
-      <w:pPr>
+        <w:rPr/>
+      </w:pPr>
+      <w:r>
+        <w:rPr/>
+        <w:t>Plansza będzie się pokazywała graczowi co rundę</w:t>
+      </w:r>
+    </w:p>
+    <w:p>
+      <w:pPr>
+        <w:pStyle w:val="Normal"/>
         <w:numPr>
           <w:ilvl w:val="0"/>
           <w:numId w:val="1"/>
         </w:numPr>
-      </w:pPr>
-      <w:r>
+        <w:rPr/>
+      </w:pPr>
+      <w:r>
+        <w:rPr/>
         <w:t>Jeszcze nie zdecydowałem, ale zrobię możliwość przemieszczania się albo prosty system gdzie gracz będzie wybierał pozycje do sprawdzenia(strzelenia)</w:t>
       </w:r>
     </w:p>
     <w:p>
       <w:pPr>
+        <w:pStyle w:val="Normal"/>
         <w:numPr>
           <w:ilvl w:val="0"/>
           <w:numId w:val="1"/>
         </w:numPr>
-      </w:pPr>
-      <w:r>
-        <w:t xml:space="preserve">Reakcja systemu na trafienie, spudłowanie oraz zatopienie(jeśli mi się uda to może dodam kolejny system </w:t>
-      </w:r>
-      <w:r>
-        <w:t>losujący odpowiedź do tych trzech możliwości zapisanych powyżej)</w:t>
-      </w:r>
-    </w:p>
-    <w:p>
-      <w:r>
-        <w:t>Na tyle z pomysłów na dziś. Wracając do kwestii organizacyjnych to postaram się też raz lub dwa  razy w tygodniu bardziej te sprawozdanie i notatki posegregować, podkreślić kolorami, dodać co</w:t>
-      </w:r>
-      <w:r>
-        <w:t xml:space="preserve">ś co ułatwi czytelność tej pracy. Na końcu będę pisał czy używałem pomocy Chata GPT lub innych platform ze sztuczną inteligencją.      </w:t>
+        <w:rPr/>
+      </w:pPr>
+      <w:r>
+        <w:rPr/>
+        <w:t>Reakcja systemu na trafienie, spudłowanie oraz zatopienie(jeśli mi się uda to może dodam kolejny system losujący odpowiedź do tych trzech możliwości zapisanych powyżej)</w:t>
+      </w:r>
+    </w:p>
+    <w:p>
+      <w:pPr>
+        <w:pStyle w:val="Normal"/>
+        <w:rPr/>
+      </w:pPr>
+      <w:r>
+        <w:rPr/>
+        <w:t xml:space="preserve">Na tyle z pomysłów na dziś. Wracając do kwestii organizacyjnych to postaram się też raz lub dwa  razy w tygodniu bardziej te sprawozdanie i notatki posegregować, podkreślić kolorami, dodać coś co ułatwi czytelność tej pracy. Na końcu będę pisał czy używałem pomocy Chata GPT lub innych platform ze sztuczną inteligencją.      </w:t>
       </w:r>
       <w:r>
         <w:rPr>
-          <w:shd w:val="clear" w:color="auto" w:fill="BF0041"/>
+          <w:shd w:fill="BF0041" w:val="clear"/>
         </w:rPr>
         <w:t>Dzisiaj nie użyłem Chata GPT.</w:t>
       </w:r>
     </w:p>
-    <w:p/>
-    <w:p>
-      <w:r>
-        <w:rPr>
-          <w:noProof/>
-          <w:lang w:eastAsia="pl-PL"/>
-        </w:rPr>
+    <w:p>
+      <w:pPr>
+        <w:pStyle w:val="Normal"/>
+        <w:rPr/>
+      </w:pPr>
+      <w:r>
+        <w:rPr/>
+      </w:r>
+    </w:p>
+    <w:p>
+      <w:pPr>
+        <w:pStyle w:val="Normal"/>
+        <w:rPr/>
+      </w:pPr>
+      <w:r>
         <w:drawing>
           <wp:anchor distT="0" distB="0" distL="0" distR="0" simplePos="0" relativeHeight="2" behindDoc="0" locked="0" layoutInCell="0" allowOverlap="1">
             <wp:simplePos x="0" y="0"/>
@@ -176,7 +201,7 @@
                     </pic:cNvPicPr>
                   </pic:nvPicPr>
                   <pic:blipFill>
-                    <a:blip r:embed="rId5"/>
+                    <a:blip r:embed="rId2"/>
                     <a:stretch>
                       <a:fillRect/>
                     </a:stretch>
@@ -198,24 +223,27 @@
         </w:drawing>
       </w:r>
       <w:r>
-        <w:t>30.05/Dziś nie zrobiłem nic ciekawego. Dodałem jedynie wstęp do gry.   Dzisiaj nie użyłem</w:t>
-      </w:r>
-      <w:r>
-        <w:t xml:space="preserve"> Chata GPT.</w:t>
-      </w:r>
-    </w:p>
-    <w:p>
-      <w:r>
-        <w:lastRenderedPageBreak/>
+        <w:rPr/>
+        <w:t>30.05/Dziś nie zrobiłem nic ciekawego. Dodałem jedynie wstęp do gry.   Dzisiaj nie użyłem Chata GPT.</w:t>
+      </w:r>
+    </w:p>
+    <w:p>
+      <w:pPr>
+        <w:pStyle w:val="Normal"/>
+        <w:rPr/>
+      </w:pPr>
+      <w:r>
+        <w:rPr/>
         <w:t>31.05/Dziś było trudno...Wpisałem do Chatu GPT jakich komend mogę potrzebować do mojego projektu, który mu przedstawiłem, gdyż chce wykorzystać chat jako takiego doradcę w sprawach, których muszę się douczyć by stworzyć tę grę</w:t>
       </w:r>
     </w:p>
     <w:p>
-      <w:r>
-        <w:rPr>
-          <w:noProof/>
-          <w:lang w:eastAsia="pl-PL"/>
-        </w:rPr>
+      <w:pPr>
+        <w:pStyle w:val="Normal"/>
+        <w:rPr/>
+      </w:pPr>
+      <w:r>
+        <w:rPr/>
         <w:drawing>
           <wp:anchor distT="0" distB="0" distL="0" distR="0" simplePos="0" relativeHeight="3" behindDoc="0" locked="0" layoutInCell="0" allowOverlap="1">
             <wp:simplePos x="0" y="0"/>
@@ -242,7 +270,7 @@
                     </pic:cNvPicPr>
                   </pic:nvPicPr>
                   <pic:blipFill>
-                    <a:blip r:embed="rId6"/>
+                    <a:blip r:embed="rId3"/>
                     <a:stretch>
                       <a:fillRect/>
                     </a:stretch>
@@ -262,12 +290,6 @@
             </a:graphic>
           </wp:anchor>
         </w:drawing>
-      </w:r>
-      <w:r>
-        <w:rPr>
-          <w:noProof/>
-          <w:lang w:eastAsia="pl-PL"/>
-        </w:rPr>
         <w:drawing>
           <wp:anchor distT="0" distB="0" distL="0" distR="0" simplePos="0" relativeHeight="4" behindDoc="0" locked="0" layoutInCell="0" allowOverlap="1">
             <wp:simplePos x="0" y="0"/>
@@ -294,7 +316,7 @@
                     </pic:cNvPicPr>
                   </pic:nvPicPr>
                   <pic:blipFill>
-                    <a:blip r:embed="rId7"/>
+                    <a:blip r:embed="rId4"/>
                     <a:stretch>
                       <a:fillRect/>
                     </a:stretch>
@@ -317,12 +339,12 @@
       </w:r>
     </w:p>
     <w:p>
-      <w:r>
-        <w:rPr>
-          <w:noProof/>
-          <w:lang w:eastAsia="pl-PL"/>
-        </w:rPr>
-        <w:lastRenderedPageBreak/>
+      <w:pPr>
+        <w:pStyle w:val="Normal"/>
+        <w:rPr/>
+      </w:pPr>
+      <w:r>
+        <w:rPr/>
         <w:drawing>
           <wp:anchor distT="0" distB="0" distL="0" distR="0" simplePos="0" relativeHeight="6" behindDoc="0" locked="0" layoutInCell="0" allowOverlap="1">
             <wp:simplePos x="0" y="0"/>
@@ -333,7 +355,7 @@
               <wp:posOffset>3874770</wp:posOffset>
             </wp:positionV>
             <wp:extent cx="5801360" cy="4078605"/>
-            <wp:effectExtent l="19050" t="0" r="8890" b="0"/>
+            <wp:effectExtent l="0" t="0" r="0" b="0"/>
             <wp:wrapSquare wrapText="largest"/>
             <wp:docPr id="4" name="Obraz5"/>
             <wp:cNvGraphicFramePr>
@@ -349,7 +371,7 @@
                     </pic:cNvPicPr>
                   </pic:nvPicPr>
                   <pic:blipFill>
-                    <a:blip r:embed="rId8"/>
+                    <a:blip r:embed="rId5"/>
                     <a:stretch>
                       <a:fillRect/>
                     </a:stretch>
@@ -371,13 +393,21 @@
         </w:drawing>
       </w:r>
     </w:p>
-    <w:p/>
-    <w:p>
-      <w:r>
-        <w:rPr>
-          <w:noProof/>
-          <w:lang w:eastAsia="pl-PL"/>
-        </w:rPr>
+    <w:p>
+      <w:pPr>
+        <w:pStyle w:val="Normal"/>
+        <w:rPr/>
+      </w:pPr>
+      <w:r>
+        <w:rPr/>
+      </w:r>
+    </w:p>
+    <w:p>
+      <w:pPr>
+        <w:pStyle w:val="Normal"/>
+        <w:rPr/>
+      </w:pPr>
+      <w:r>
         <w:drawing>
           <wp:anchor distT="0" distB="0" distL="0" distR="0" simplePos="0" relativeHeight="5" behindDoc="0" locked="0" layoutInCell="0" allowOverlap="1">
             <wp:simplePos x="0" y="0"/>
@@ -404,7 +434,7 @@
                     </pic:cNvPicPr>
                   </pic:nvPicPr>
                   <pic:blipFill>
-                    <a:blip r:embed="rId9"/>
+                    <a:blip r:embed="rId6"/>
                     <a:stretch>
                       <a:fillRect/>
                     </a:stretch>
@@ -426,23 +456,62 @@
         </w:drawing>
       </w:r>
       <w:r>
-        <w:t>Trochę teg</w:t>
-      </w:r>
-      <w:r>
-        <w:t>o jest, ale na następny raz   będę przesyłał trochę mniejsze</w:t>
-      </w:r>
-    </w:p>
-    <w:p/>
-    <w:p/>
-    <w:p/>
-    <w:p/>
-    <w:p/>
-    <w:p>
-      <w:r>
-        <w:rPr>
-          <w:noProof/>
-          <w:lang w:eastAsia="pl-PL"/>
-        </w:rPr>
+        <w:rPr/>
+        <w:t>Trochę tego jest, ale na następny raz   będę przesyłał trochę mniejsze</w:t>
+      </w:r>
+    </w:p>
+    <w:p>
+      <w:pPr>
+        <w:pStyle w:val="Normal"/>
+        <w:rPr/>
+      </w:pPr>
+      <w:r>
+        <w:rPr/>
+      </w:r>
+    </w:p>
+    <w:p>
+      <w:pPr>
+        <w:pStyle w:val="Normal"/>
+        <w:rPr/>
+      </w:pPr>
+      <w:r>
+        <w:rPr/>
+      </w:r>
+    </w:p>
+    <w:p>
+      <w:pPr>
+        <w:pStyle w:val="Normal"/>
+        <w:rPr/>
+      </w:pPr>
+      <w:r>
+        <w:rPr/>
+      </w:r>
+    </w:p>
+    <w:p>
+      <w:pPr>
+        <w:pStyle w:val="Normal"/>
+        <w:rPr/>
+      </w:pPr>
+      <w:r>
+        <w:rPr/>
+      </w:r>
+    </w:p>
+    <w:p>
+      <w:pPr>
+        <w:pStyle w:val="Normal"/>
+        <w:rPr/>
+      </w:pPr>
+      <w:r>
+        <w:rPr/>
+      </w:r>
+    </w:p>
+    <w:p>
+      <w:pPr>
+        <w:pStyle w:val="Normal"/>
+        <w:rPr/>
+      </w:pPr>
+      <w:r>
+        <w:rPr/>
         <w:drawing>
           <wp:anchor distT="0" distB="0" distL="0" distR="0" simplePos="0" relativeHeight="7" behindDoc="0" locked="0" layoutInCell="0" allowOverlap="1">
             <wp:simplePos x="0" y="0"/>
@@ -469,7 +538,7 @@
                     </pic:cNvPicPr>
                   </pic:nvPicPr>
                   <pic:blipFill>
-                    <a:blip r:embed="rId10"/>
+                    <a:blip r:embed="rId7"/>
                     <a:stretch>
                       <a:fillRect/>
                     </a:stretch>
@@ -491,24 +560,112 @@
         </w:drawing>
       </w:r>
     </w:p>
-    <w:p/>
-    <w:p/>
-    <w:p/>
-    <w:p/>
-    <w:p/>
-    <w:p/>
-    <w:p/>
-    <w:p/>
-    <w:p/>
-    <w:p/>
-    <w:p/>
-    <w:p>
-      <w:r>
-        <w:rPr>
-          <w:noProof/>
-          <w:lang w:eastAsia="pl-PL"/>
-        </w:rPr>
-        <w:lastRenderedPageBreak/>
+    <w:p>
+      <w:pPr>
+        <w:pStyle w:val="Normal"/>
+        <w:rPr/>
+      </w:pPr>
+      <w:r>
+        <w:rPr/>
+      </w:r>
+    </w:p>
+    <w:p>
+      <w:pPr>
+        <w:pStyle w:val="Normal"/>
+        <w:rPr/>
+      </w:pPr>
+      <w:r>
+        <w:rPr/>
+      </w:r>
+    </w:p>
+    <w:p>
+      <w:pPr>
+        <w:pStyle w:val="Normal"/>
+        <w:rPr/>
+      </w:pPr>
+      <w:r>
+        <w:rPr/>
+      </w:r>
+    </w:p>
+    <w:p>
+      <w:pPr>
+        <w:pStyle w:val="Normal"/>
+        <w:rPr/>
+      </w:pPr>
+      <w:r>
+        <w:rPr/>
+      </w:r>
+    </w:p>
+    <w:p>
+      <w:pPr>
+        <w:pStyle w:val="Normal"/>
+        <w:rPr/>
+      </w:pPr>
+      <w:r>
+        <w:rPr/>
+      </w:r>
+    </w:p>
+    <w:p>
+      <w:pPr>
+        <w:pStyle w:val="Normal"/>
+        <w:rPr/>
+      </w:pPr>
+      <w:r>
+        <w:rPr/>
+      </w:r>
+    </w:p>
+    <w:p>
+      <w:pPr>
+        <w:pStyle w:val="Normal"/>
+        <w:rPr/>
+      </w:pPr>
+      <w:r>
+        <w:rPr/>
+      </w:r>
+    </w:p>
+    <w:p>
+      <w:pPr>
+        <w:pStyle w:val="Normal"/>
+        <w:rPr/>
+      </w:pPr>
+      <w:r>
+        <w:rPr/>
+      </w:r>
+    </w:p>
+    <w:p>
+      <w:pPr>
+        <w:pStyle w:val="Normal"/>
+        <w:rPr/>
+      </w:pPr>
+      <w:r>
+        <w:rPr/>
+      </w:r>
+    </w:p>
+    <w:p>
+      <w:pPr>
+        <w:pStyle w:val="Normal"/>
+        <w:rPr/>
+      </w:pPr>
+      <w:r>
+        <w:rPr/>
+      </w:r>
+    </w:p>
+    <w:p>
+      <w:pPr>
+        <w:pStyle w:val="Normal"/>
+        <w:rPr/>
+      </w:pPr>
+      <w:r>
+        <w:rPr/>
+      </w:r>
+    </w:p>
+    <w:p>
+      <w:pPr>
+        <w:pStyle w:val="Normal"/>
+        <w:rPr/>
+      </w:pPr>
+      <w:r>
+        <w:rPr/>
         <w:drawing>
           <wp:anchor distT="0" distB="0" distL="0" distR="0" simplePos="0" relativeHeight="8" behindDoc="0" locked="0" layoutInCell="0" allowOverlap="1">
             <wp:simplePos x="0" y="0"/>
@@ -535,7 +692,7 @@
                     </pic:cNvPicPr>
                   </pic:nvPicPr>
                   <pic:blipFill>
-                    <a:blip r:embed="rId11"/>
+                    <a:blip r:embed="rId8"/>
                     <a:stretch>
                       <a:fillRect/>
                     </a:stretch>
@@ -557,42 +714,96 @@
         </w:drawing>
       </w:r>
     </w:p>
-    <w:p/>
-    <w:p/>
-    <w:p/>
-    <w:p/>
-    <w:p/>
-    <w:p/>
-    <w:p/>
-    <w:p>
-      <w:r>
-        <w:t>Szczerze nie jestem pewien czy nie wystarczyłby tylko jeden screen(ten ostatni). Chcę po prostu pokazać jakąkolwiek moją</w:t>
-      </w:r>
-      <w:r>
-        <w:t xml:space="preserve"> aktywność z Chatem GPT, lecz dziś się chciałem pouczyć i douczyć by mieć pewność, że nie będę musiał polegać tylko na Chat’cie GPT. Wiem, że pomoc Chata będzie nieunikniona w późniejszym etapie kodowania. Tak czy siak próbuję to odwlec, dlatego też zapyta</w:t>
-      </w:r>
-      <w:r>
-        <w:t>łem się czatu o to czego muszę się pouczyć. Dziś poznałem funkcję void, char i const, by stworzyć tablicę + sprawić by się wyświetlała. Jedynym błędem to jest kwestia złego porządkowania notatek. Gdyż przesłałem dziś notatki z 29.05, 30.05 i 31.05 co dopro</w:t>
-      </w:r>
-      <w:r>
-        <w:t>wadziło do tego, że kod z dzisiaj jest zapisany z notatką z wczoraj więc no...Przepraszam(Wciąż się uczę). Pobawiłem się trochę voidem, charem i constem by przetestować jak to działa, gdyż przez zabawę i naukę po swojemu mam większą motywację do poznawania</w:t>
-      </w:r>
-      <w:r>
-        <w:t xml:space="preserve"> nowych rzeczy.</w:t>
-      </w:r>
-    </w:p>
-    <w:p>
-      <w:r>
+    <w:p>
+      <w:pPr>
+        <w:pStyle w:val="Normal"/>
+        <w:rPr/>
+      </w:pPr>
+      <w:r>
+        <w:rPr/>
+      </w:r>
+    </w:p>
+    <w:p>
+      <w:pPr>
+        <w:pStyle w:val="Normal"/>
+        <w:rPr/>
+      </w:pPr>
+      <w:r>
+        <w:rPr/>
+      </w:r>
+    </w:p>
+    <w:p>
+      <w:pPr>
+        <w:pStyle w:val="Normal"/>
+        <w:rPr/>
+      </w:pPr>
+      <w:r>
+        <w:rPr/>
+      </w:r>
+    </w:p>
+    <w:p>
+      <w:pPr>
+        <w:pStyle w:val="Normal"/>
+        <w:rPr/>
+      </w:pPr>
+      <w:r>
+        <w:rPr/>
+      </w:r>
+    </w:p>
+    <w:p>
+      <w:pPr>
+        <w:pStyle w:val="Normal"/>
+        <w:rPr/>
+      </w:pPr>
+      <w:r>
+        <w:rPr/>
+      </w:r>
+    </w:p>
+    <w:p>
+      <w:pPr>
+        <w:pStyle w:val="Normal"/>
+        <w:rPr/>
+      </w:pPr>
+      <w:r>
+        <w:rPr/>
+      </w:r>
+    </w:p>
+    <w:p>
+      <w:pPr>
+        <w:pStyle w:val="Normal"/>
+        <w:rPr/>
+      </w:pPr>
+      <w:r>
+        <w:rPr/>
+      </w:r>
+    </w:p>
+    <w:p>
+      <w:pPr>
+        <w:pStyle w:val="Normal"/>
+        <w:rPr/>
+      </w:pPr>
+      <w:r>
+        <w:rPr/>
+        <w:t>Szczerze nie jestem pewien czy nie wystarczyłby tylko jeden screen(ten ostatni). Chcę po prostu pokazać jakąkolwiek moją aktywność z Chatem GPT, lecz dziś się chciałem pouczyć i douczyć by mieć pewność, że nie będę musiał polegać tylko na Chat’cie GPT. Wiem, że pomoc Chata będzie nieunikniona w późniejszym etapie kodowania. Tak czy siak próbuję to odwlec, dlatego też zapytałem się czatu o to czego muszę się pouczyć. Dziś poznałem funkcję void, char i const, by stworzyć tablicę + sprawić by się wyświetlała. Jedynym błędem to jest kwestia złego porządkowania notatek. Gdyż przesłałem dziś notatki z 29.05, 30.05 i 31.05 co doprowadziło do tego, że kod z dzisiaj jest zapisany z notatką z wczoraj więc no...Przepraszam(Wciąż się uczę). Pobawiłem się trochę voidem, charem i constem by przetestować jak to działa, gdyż przez zabawę i naukę po swojemu mam większą motywację do poznawania nowych rzeczy.</w:t>
+      </w:r>
+    </w:p>
+    <w:p>
+      <w:pPr>
+        <w:pStyle w:val="Normal"/>
+        <w:rPr/>
+      </w:pPr>
+      <w:r>
+        <w:rPr/>
         <w:t>Screen z 31.05 :</w:t>
       </w:r>
     </w:p>
     <w:p>
-      <w:r>
-        <w:rPr>
-          <w:noProof/>
-          <w:lang w:eastAsia="pl-PL"/>
-        </w:rPr>
-        <w:lastRenderedPageBreak/>
+      <w:pPr>
+        <w:pStyle w:val="Normal"/>
+        <w:rPr/>
+      </w:pPr>
+      <w:r>
+        <w:rPr/>
         <w:drawing>
           <wp:anchor distT="0" distB="0" distL="0" distR="0" simplePos="0" relativeHeight="9" behindDoc="0" locked="0" layoutInCell="0" allowOverlap="1">
             <wp:simplePos x="0" y="0"/>
@@ -619,7 +830,7 @@
                     </pic:cNvPicPr>
                   </pic:nvPicPr>
                   <pic:blipFill>
-                    <a:blip r:embed="rId12"/>
+                    <a:blip r:embed="rId9"/>
                     <a:stretch>
                       <a:fillRect/>
                     </a:stretch>
@@ -643,100 +854,447 @@
     </w:p>
     <w:p>
       <w:pPr>
+        <w:pStyle w:val="Normal"/>
         <w:rPr>
-          <w:shd w:val="clear" w:color="auto" w:fill="BF0041"/>
+          <w:shd w:fill="BF0041" w:val="clear"/>
         </w:rPr>
       </w:pPr>
       <w:r>
+        <w:rPr/>
         <w:t xml:space="preserve">Nie wiem czy kod działa, coś mi nie działało w nim na początku, ale zapytam Pani na lekcji o wskazówki.   </w:t>
       </w:r>
       <w:r>
         <w:rPr>
-          <w:shd w:val="clear" w:color="auto" w:fill="BF0041"/>
+          <w:shd w:fill="BF0041" w:val="clear"/>
         </w:rPr>
-        <w:t>Dziś użyłem</w:t>
-      </w:r>
-      <w:r>
-        <w:rPr>
-          <w:shd w:val="clear" w:color="auto" w:fill="BF0041"/>
-        </w:rPr>
-        <w:t xml:space="preserve"> Chata GPT w celach naukowych :)</w:t>
-      </w:r>
-    </w:p>
-    <w:p/>
-    <w:p>
-      <w:r>
+        <w:t>Dziś użyłem Chata GPT w celach naukowych :)</w:t>
+      </w:r>
+    </w:p>
+    <w:p>
+      <w:pPr>
+        <w:pStyle w:val="Normal"/>
+        <w:rPr/>
+      </w:pPr>
+      <w:r>
+        <w:rPr/>
+      </w:r>
+    </w:p>
+    <w:p>
+      <w:pPr>
+        <w:pStyle w:val="Normal"/>
+        <w:rPr/>
+      </w:pPr>
+      <w:r>
+        <w:rPr/>
         <w:t>02.06/ Poprawiłem błąd planszy rzy pomocy Pani. Nie wiele zrobiłem gdyż analizowałem Chata GPT.</w:t>
       </w:r>
     </w:p>
     <w:p>
-      <w:r>
-        <w:lastRenderedPageBreak/>
+      <w:pPr>
+        <w:pStyle w:val="Normal"/>
+        <w:rPr/>
+      </w:pPr>
+      <w:r>
+        <w:rPr/>
         <w:t>Muszę użyć kompletnie pomocy chata GPT z losowaniem statków. Screen kodu z 02.06:</w:t>
       </w:r>
       <w:r>
-        <w:pict>
-          <v:shapetype id="_x0000_t75" coordsize="21600,21600" o:spt="75" o:preferrelative="t" path="m@4@5l@4@11@9@11@9@5xe" filled="f" stroked="f">
-            <v:stroke joinstyle="miter"/>
-            <v:formulas>
-              <v:f eqn="if lineDrawn pixelLineWidth 0"/>
-              <v:f eqn="sum @0 1 0"/>
-              <v:f eqn="sum 0 0 @1"/>
-              <v:f eqn="prod @2 1 2"/>
-              <v:f eqn="prod @3 21600 pixelWidth"/>
-              <v:f eqn="prod @3 21600 pixelHeight"/>
-              <v:f eqn="sum @0 0 1"/>
-              <v:f eqn="prod @6 1 2"/>
-              <v:f eqn="prod @7 21600 pixelWidth"/>
-              <v:f eqn="sum @8 21600 0"/>
-              <v:f eqn="prod @7 21600 pixelHeight"/>
-              <v:f eqn="sum @10 21600 0"/>
-            </v:formulas>
-            <v:path o:extrusionok="f" gradientshapeok="t" o:connecttype="rect"/>
-            <o:lock v:ext="edit" aspectratio="t"/>
-          </v:shapetype>
-          <v:shape id="_x0000_i1025" type="#_x0000_t75" style="width:452.95pt;height:492.3pt">
-            <v:imagedata r:id="rId13" o:title="Zrzut ekranu 2026-06-03 111238"/>
-          </v:shape>
-        </w:pict>
-      </w:r>
-    </w:p>
-    <w:p/>
-    <w:p>
-      <w:r>
+        <w:rPr/>
+        <mc:AlternateContent>
+          <mc:Choice Requires="wps">
+            <w:drawing>
+              <wp:inline distT="0" distB="0" distL="0" distR="0">
+                <wp:extent cx="5752465" cy="6252210"/>
+                <wp:effectExtent l="0" t="0" r="0" b="0"/>
+                <wp:docPr id="9" name=""/>
+                <a:graphic xmlns:a="http://schemas.openxmlformats.org/drawingml/2006/main">
+                  <a:graphicData uri="http://schemas.openxmlformats.org/drawingml/2006/picture">
+                    <pic:pic xmlns:pic="http://schemas.openxmlformats.org/drawingml/2006/picture">
+                      <pic:nvPicPr>
+                        <pic:cNvPr id="10" name=""/>
+                        <pic:cNvPicPr/>
+                      </pic:nvPicPr>
+                      <pic:blipFill>
+                        <a:blip r:embed="rId10"/>
+                        <a:stretch/>
+                      </pic:blipFill>
+                      <pic:spPr>
+                        <a:xfrm>
+                          <a:off x="0" y="0"/>
+                          <a:ext cx="5752440" cy="6252120"/>
+                        </a:xfrm>
+                        <a:prstGeom prst="rect">
+                          <a:avLst/>
+                        </a:prstGeom>
+                        <a:noFill/>
+                        <a:ln w="0">
+                          <a:noFill/>
+                        </a:ln>
+                      </pic:spPr>
+                    </pic:pic>
+                  </a:graphicData>
+                </a:graphic>
+              </wp:inline>
+            </w:drawing>
+          </mc:Choice>
+          <mc:Fallback>
+            <w:pict>
+              <v:shapetype id="_x0000_t75" coordsize="21600,21600" o:spt="75" o:preferrelative="t" path="m@4@5l@4@11@9@11@9@5xe" filled="f" stroked="f">
+                <v:stroke joinstyle="miter"/>
+                <v:formulas>
+                  <v:f eqn="if lineDrawn pixelLineWidth 0"/>
+                  <v:f eqn="sum @0 1 0"/>
+                  <v:f eqn="sum 0 0 @1"/>
+                  <v:f eqn="prod @2 1 2"/>
+                  <v:f eqn="prod @3 21600 pixelWidth"/>
+                  <v:f eqn="prod @3 21600 pixelHeight"/>
+                  <v:f eqn="sum @0 0 1"/>
+                  <v:f eqn="prod @6 1 2"/>
+                  <v:f eqn="prod @7 21600 pixelWidth"/>
+                  <v:f eqn="sum @8 21600 0"/>
+                  <v:f eqn="prod @7 21600 pixelHeight"/>
+                  <v:f eqn="sum @10 21600 0"/>
+                </v:formulas>
+                <v:path o:extrusionok="f" gradientshapeok="t" o:connecttype="rect"/>
+                <o:lock v:ext="edit" aspectratio="t"/>
+              </v:shapetype>
+              <v:shape id="shape_0" stroked="f" o:allowincell="f" style="position:absolute;margin-left:0pt;margin-top:-492.35pt;width:452.9pt;height:492.25pt;mso-wrap-style:none;v-text-anchor:middle;mso-position-vertical:top" type="_x0000_t75">
+                <v:imagedata r:id="rId11" o:detectmouseclick="t"/>
+                <v:stroke color="#3465a4" joinstyle="round" endcap="flat"/>
+                <w10:wrap type="none"/>
+              </v:shape>
+            </w:pict>
+          </mc:Fallback>
+        </mc:AlternateContent>
+      </w:r>
+    </w:p>
+    <w:p>
+      <w:pPr>
+        <w:pStyle w:val="Normal"/>
+        <w:rPr/>
+      </w:pPr>
+      <w:r>
+        <w:rPr/>
+      </w:r>
+    </w:p>
+    <w:p>
+      <w:pPr>
+        <w:pStyle w:val="Normal"/>
+        <w:rPr/>
+      </w:pPr>
+      <w:r>
+        <w:rPr/>
         <w:t>03.06/</w:t>
       </w:r>
-    </w:p>
-    <w:p/>
-    <w:p/>
-    <w:p/>
-    <w:p/>
-    <w:p/>
-    <w:p/>
-    <w:p/>
-    <w:p/>
-    <w:p/>
-    <w:p/>
-    <w:p/>
-    <w:p/>
-    <w:p/>
+      <w:r>
+        <w:rPr/>
+        <w:t>Na lekcji dodałem parę linijek kodu od Chata GPT odnośnie tego losowania</w:t>
+      </w:r>
+    </w:p>
+    <w:p>
+      <w:pPr>
+        <w:pStyle w:val="Normal"/>
+        <w:rPr/>
+      </w:pPr>
+      <w:r>
+        <w:rPr/>
+      </w:r>
+    </w:p>
+    <w:p>
+      <w:pPr>
+        <w:pStyle w:val="Normal"/>
+        <w:rPr/>
+      </w:pPr>
+      <w:r>
+        <w:rPr/>
+        <w:t>06.06/ Jeden z końcowych raportów z kodem. Chce skończyć projekt do końca tego tygodnia, więc składam raport z Piątku i Soboty(dzisiaj). Wpadłem na kilka pomysłów względem tego projektu:</w:t>
+      </w:r>
+    </w:p>
+    <w:p>
+      <w:pPr>
+        <w:pStyle w:val="Normal"/>
+        <w:numPr>
+          <w:ilvl w:val="0"/>
+          <w:numId w:val="3"/>
+        </w:numPr>
+        <w:rPr/>
+      </w:pPr>
+      <w:r>
+        <w:rPr/>
+        <w:t>Dodam Legendę, która będzie taką ściągą dla gracza by mógł widzieć każde możliwe oznaczenie planszy</w:t>
+      </w:r>
+    </w:p>
+    <w:p>
+      <w:pPr>
+        <w:pStyle w:val="Normal"/>
+        <w:numPr>
+          <w:ilvl w:val="0"/>
+          <w:numId w:val="3"/>
+        </w:numPr>
+        <w:rPr/>
+      </w:pPr>
+      <w:r>
+        <w:rPr/>
+        <w:t>TEST KODU – dla autora na razie, gdyż mam kilka komplikacji z projektem i jest to w stanie ułatwić sprawy</w:t>
+      </w:r>
+    </w:p>
+    <w:p>
+      <w:pPr>
+        <w:pStyle w:val="Normal"/>
+        <w:numPr>
+          <w:ilvl w:val="0"/>
+          <w:numId w:val="3"/>
+        </w:numPr>
+        <w:rPr/>
+      </w:pPr>
+      <w:r>
+        <w:rPr/>
+        <w:t xml:space="preserve">Wstęp do gry będzie płynniejszy dzięki Legendzie </w:t>
+      </w:r>
+    </w:p>
+    <w:p>
+      <w:pPr>
+        <w:pStyle w:val="Normal"/>
+        <w:rPr/>
+      </w:pPr>
+      <w:r>
+        <w:rPr/>
+        <w:t xml:space="preserve">Dzięki pomocy Chata GPT uzyskałem dostęp do kodu umożliwiającego losowanie statków, więc go </w:t>
+      </w:r>
+      <w:r>
+        <w:drawing>
+          <wp:anchor distT="0" distB="0" distL="0" distR="0" simplePos="0" relativeHeight="11" behindDoc="0" locked="0" layoutInCell="0" allowOverlap="1">
+            <wp:simplePos x="0" y="0"/>
+            <wp:positionH relativeFrom="column">
+              <wp:posOffset>-10160</wp:posOffset>
+            </wp:positionH>
+            <wp:positionV relativeFrom="paragraph">
+              <wp:posOffset>618490</wp:posOffset>
+            </wp:positionV>
+            <wp:extent cx="5760720" cy="7434580"/>
+            <wp:effectExtent l="0" t="0" r="0" b="0"/>
+            <wp:wrapSquare wrapText="largest"/>
+            <wp:docPr id="11" name="Obraz9"/>
+            <wp:cNvGraphicFramePr>
+              <a:graphicFrameLocks xmlns:a="http://schemas.openxmlformats.org/drawingml/2006/main" noChangeAspect="1"/>
+            </wp:cNvGraphicFramePr>
+            <a:graphic xmlns:a="http://schemas.openxmlformats.org/drawingml/2006/main">
+              <a:graphicData uri="http://schemas.openxmlformats.org/drawingml/2006/picture">
+                <pic:pic xmlns:pic="http://schemas.openxmlformats.org/drawingml/2006/picture">
+                  <pic:nvPicPr>
+                    <pic:cNvPr id="11" name="Obraz9"/>
+                    <pic:cNvPicPr>
+                      <a:picLocks noChangeAspect="1" noChangeArrowheads="1"/>
+                    </pic:cNvPicPr>
+                  </pic:nvPicPr>
+                  <pic:blipFill>
+                    <a:blip r:embed="rId12"/>
+                    <a:stretch>
+                      <a:fillRect/>
+                    </a:stretch>
+                  </pic:blipFill>
+                  <pic:spPr bwMode="auto">
+                    <a:xfrm>
+                      <a:off x="0" y="0"/>
+                      <a:ext cx="5760720" cy="7434580"/>
+                    </a:xfrm>
+                    <a:prstGeom prst="rect">
+                      <a:avLst/>
+                    </a:prstGeom>
+                    <a:noFill/>
+                  </pic:spPr>
+                </pic:pic>
+              </a:graphicData>
+            </a:graphic>
+          </wp:anchor>
+        </w:drawing>
+      </w:r>
+      <w:r>
+        <w:rPr/>
+        <w:t xml:space="preserve">użyłem </w:t>
+      </w:r>
+    </w:p>
+    <w:p>
+      <w:pPr>
+        <w:pStyle w:val="Normal"/>
+        <w:rPr/>
+      </w:pPr>
+      <w:r>
+        <w:rPr/>
+        <w:t>Kolejnym problemem jest Radar, którego prawdopodobnie usunę, gdyż jest to kolejna część projektu bez sensu, ponieważ gracz ciągle strzela w miejsca na planszy a radar pokazuje co chwilę dane ułatwiające kompletnie grę</w:t>
+      </w:r>
+    </w:p>
+    <w:p>
+      <w:pPr>
+        <w:pStyle w:val="Normal"/>
+        <w:rPr/>
+      </w:pPr>
+      <w:r>
+        <w:rPr/>
+        <w:t>Projekt jest już potrzebuje tylko końcowych zmian takich jak wstęp, który miałem wcześniej ale usunąłem na cel Legendy…</w:t>
+      </w:r>
+    </w:p>
+    <w:p>
+      <w:pPr>
+        <w:pStyle w:val="Normal"/>
+        <w:rPr/>
+      </w:pPr>
+      <w:r>
+        <w:rPr/>
+        <w:t>Zakładka z Problemami:</w:t>
+      </w:r>
+    </w:p>
+    <w:p>
+      <w:pPr>
+        <w:pStyle w:val="Normal"/>
+        <w:rPr/>
+      </w:pPr>
+      <w:r>
+        <w:rPr/>
+        <w:t xml:space="preserve">Kod wypisuje co chwilę planszę gdzie </w:t>
+      </w:r>
+      <w:r>
+        <w:rPr/>
+        <w:t>każde pole jest statkiem. – Sprawdziłęm już fragmenty kodu gdzie jest komenda by kod wypisał plansze i według kodu, który pisałem wcześniej, nie widzę błędu.</w:t>
+      </w:r>
+    </w:p>
+    <w:p>
+      <w:pPr>
+        <w:pStyle w:val="Normal"/>
+        <w:rPr/>
+      </w:pPr>
+      <w:r>
+        <w:rPr/>
+        <w:t>Plansza z aktualnym kodem jest przestawiona w kolumnie o jedno miejsce więc muszę naprawić to na lekcji</w:t>
+      </w:r>
+    </w:p>
+    <w:p>
+      <w:pPr>
+        <w:pStyle w:val="Normal"/>
+        <w:rPr/>
+      </w:pPr>
+      <w:r>
+        <w:rPr/>
+        <w:t>Informacje o Programie:</w:t>
+      </w:r>
+    </w:p>
+    <w:p>
+      <w:pPr>
+        <w:pStyle w:val="Normal"/>
+        <w:rPr/>
+      </w:pPr>
+      <w:r>
+        <w:rPr/>
+        <w:t xml:space="preserve">Kod mieści się już w 270 linijkach, lecz patrząc na przerwy, które robię między częściami kodu, żeby się nie pogubić tak jak teraz(nie wiem gdzie jest błąd). W dodatku część w której Chat GPT mi pomógł obejmuje mniej więcej połowę projektu, gdyż korygował on moje błędy związane z komendami void i char + pomógł mi z systemem losującym położenie statków. W ostatecznym wyniku – wykonałem jakąś ¼ bez pomocy chata, natomiast reszta to są korekty Chata i części kodu takie jak system </w:t>
+      </w:r>
+      <w:r>
+        <w:rPr/>
+        <w:t>z losowaniem statków.</w:t>
+      </w:r>
+    </w:p>
+    <w:p>
+      <w:pPr>
+        <w:pStyle w:val="Normal"/>
+        <w:rPr/>
+      </w:pPr>
+      <w:r>
+        <w:rPr/>
+        <w:t>Na następnej lekcji poproszę Panią o pomoc, gdyż nie chcę używać Chata GPT.</w:t>
+      </w:r>
+    </w:p>
+    <w:p>
+      <w:pPr>
+        <w:pStyle w:val="Normal"/>
+        <w:rPr/>
+      </w:pPr>
+      <w:r>
+        <w:rPr/>
+      </w:r>
+    </w:p>
+    <w:p>
+      <w:pPr>
+        <w:pStyle w:val="Normal"/>
+        <w:rPr/>
+      </w:pPr>
+      <w:r>
+        <w:rPr/>
+      </w:r>
+    </w:p>
+    <w:p>
+      <w:pPr>
+        <w:pStyle w:val="Normal"/>
+        <w:rPr/>
+      </w:pPr>
+      <w:r>
+        <w:rPr/>
+      </w:r>
+    </w:p>
+    <w:p>
+      <w:pPr>
+        <w:pStyle w:val="Normal"/>
+        <w:rPr/>
+      </w:pPr>
+      <w:r>
+        <w:rPr/>
+      </w:r>
+    </w:p>
+    <w:p>
+      <w:pPr>
+        <w:pStyle w:val="Normal"/>
+        <w:rPr/>
+      </w:pPr>
+      <w:r>
+        <w:rPr/>
+      </w:r>
+    </w:p>
+    <w:p>
+      <w:pPr>
+        <w:pStyle w:val="Normal"/>
+        <w:rPr/>
+      </w:pPr>
+      <w:r>
+        <w:rPr/>
+      </w:r>
+    </w:p>
+    <w:p>
+      <w:pPr>
+        <w:pStyle w:val="Normal"/>
+        <w:rPr/>
+      </w:pPr>
+      <w:r>
+        <w:rPr/>
+      </w:r>
+    </w:p>
+    <w:p>
+      <w:pPr>
+        <w:pStyle w:val="Normal"/>
+        <w:widowControl/>
+        <w:suppressAutoHyphens w:val="true"/>
+        <w:bidi w:val="0"/>
+        <w:spacing w:lineRule="auto" w:line="276" w:before="0" w:after="200"/>
+        <w:jc w:val="left"/>
+        <w:rPr/>
+      </w:pPr>
+      <w:r>
+        <w:rPr/>
+      </w:r>
+    </w:p>
     <w:sectPr>
+      <w:type w:val="nextPage"/>
       <w:pgSz w:w="11906" w:h="16838"/>
-      <w:pgMar w:top="1417" w:right="1417" w:bottom="1417" w:left="1417" w:header="0" w:footer="0" w:gutter="0"/>
-      <w:cols w:space="708"/>
-      <w:formProt w:val="0"/>
-      <w:docGrid w:linePitch="360"/>
+      <w:pgMar w:left="1417" w:right="1417" w:gutter="0" w:header="0" w:top="1417" w:footer="0" w:bottom="1417"/>
+      <w:pgNumType w:fmt="decimal"/>
+      <w:formProt w:val="false"/>
+      <w:textDirection w:val="lrTb"/>
+      <w:docGrid w:type="default" w:linePitch="360" w:charSpace="0"/>
     </w:sectPr>
   </w:body>
 </w:document>
 </file>
 
 <file path=word/numbering.xml><?xml version="1.0" encoding="utf-8"?>
-<w:numbering xmlns:ve="http://schemas.openxmlformats.org/markup-compatibility/2006" xmlns:o="urn:schemas-microsoft-com:office:office" xmlns:r="http://schemas.openxmlformats.org/officeDocument/2006/relationships" xmlns:m="http://schemas.openxmlformats.org/officeDocument/2006/math" xmlns:v="urn:schemas-microsoft-com:vml" xmlns:wp="http://schemas.openxmlformats.org/drawingml/2006/wordprocessingDrawing" xmlns:w10="urn:schemas-microsoft-com:office:word" xmlns:w="http://schemas.openxmlformats.org/wordprocessingml/2006/main" xmlns:wne="http://schemas.microsoft.com/office/word/2006/wordml">
-  <w:abstractNum w:abstractNumId="0">
-    <w:nsid w:val="042F2FE7"/>
-    <w:multiLevelType w:val="multilevel"/>
-    <w:tmpl w:val="F5D0D210"/>
+<w:numbering xmlns:w="http://schemas.openxmlformats.org/wordprocessingml/2006/main" xmlns:o="urn:schemas-microsoft-com:office:office" xmlns:r="http://schemas.openxmlformats.org/officeDocument/2006/relationships" xmlns:v="urn:schemas-microsoft-com:vml" xmlns:mc="http://schemas.openxmlformats.org/markup-compatibility/2006" xmlns:w14="http://schemas.microsoft.com/office/word/2010/wordml" mc:Ignorable="w14">
+  <w:abstractNum w:abstractNumId="1">
     <w:lvl w:ilvl="0">
       <w:start w:val="1"/>
       <w:numFmt w:val="bullet"/>
@@ -744,6 +1302,143 @@
       <w:lvlJc w:val="left"/>
       <w:pPr>
         <w:tabs>
+          <w:tab w:val="num" w:pos="769"/>
+        </w:tabs>
+        <w:ind w:left="769" w:hanging="360"/>
+      </w:pPr>
+      <w:rPr>
+        <w:rFonts w:ascii="Symbol" w:hAnsi="Symbol" w:cs="Symbol" w:hint="default"/>
+      </w:rPr>
+    </w:lvl>
+    <w:lvl w:ilvl="1">
+      <w:start w:val="1"/>
+      <w:numFmt w:val="bullet"/>
+      <w:lvlText w:val="◦"/>
+      <w:lvlJc w:val="left"/>
+      <w:pPr>
+        <w:tabs>
+          <w:tab w:val="num" w:pos="1129"/>
+        </w:tabs>
+        <w:ind w:left="1129" w:hanging="360"/>
+      </w:pPr>
+      <w:rPr>
+        <w:rFonts w:ascii="OpenSymbol" w:hAnsi="OpenSymbol" w:cs="OpenSymbol" w:hint="default"/>
+      </w:rPr>
+    </w:lvl>
+    <w:lvl w:ilvl="2">
+      <w:start w:val="1"/>
+      <w:numFmt w:val="bullet"/>
+      <w:lvlText w:val="▪"/>
+      <w:lvlJc w:val="left"/>
+      <w:pPr>
+        <w:tabs>
+          <w:tab w:val="num" w:pos="1489"/>
+        </w:tabs>
+        <w:ind w:left="1489" w:hanging="360"/>
+      </w:pPr>
+      <w:rPr>
+        <w:rFonts w:ascii="OpenSymbol" w:hAnsi="OpenSymbol" w:cs="OpenSymbol" w:hint="default"/>
+      </w:rPr>
+    </w:lvl>
+    <w:lvl w:ilvl="3">
+      <w:start w:val="1"/>
+      <w:numFmt w:val="bullet"/>
+      <w:lvlText w:val=""/>
+      <w:lvlJc w:val="left"/>
+      <w:pPr>
+        <w:tabs>
+          <w:tab w:val="num" w:pos="1849"/>
+        </w:tabs>
+        <w:ind w:left="1849" w:hanging="360"/>
+      </w:pPr>
+      <w:rPr>
+        <w:rFonts w:ascii="Symbol" w:hAnsi="Symbol" w:cs="Symbol" w:hint="default"/>
+      </w:rPr>
+    </w:lvl>
+    <w:lvl w:ilvl="4">
+      <w:start w:val="1"/>
+      <w:numFmt w:val="bullet"/>
+      <w:lvlText w:val="◦"/>
+      <w:lvlJc w:val="left"/>
+      <w:pPr>
+        <w:tabs>
+          <w:tab w:val="num" w:pos="2209"/>
+        </w:tabs>
+        <w:ind w:left="2209" w:hanging="360"/>
+      </w:pPr>
+      <w:rPr>
+        <w:rFonts w:ascii="OpenSymbol" w:hAnsi="OpenSymbol" w:cs="OpenSymbol" w:hint="default"/>
+      </w:rPr>
+    </w:lvl>
+    <w:lvl w:ilvl="5">
+      <w:start w:val="1"/>
+      <w:numFmt w:val="bullet"/>
+      <w:lvlText w:val="▪"/>
+      <w:lvlJc w:val="left"/>
+      <w:pPr>
+        <w:tabs>
+          <w:tab w:val="num" w:pos="2569"/>
+        </w:tabs>
+        <w:ind w:left="2569" w:hanging="360"/>
+      </w:pPr>
+      <w:rPr>
+        <w:rFonts w:ascii="OpenSymbol" w:hAnsi="OpenSymbol" w:cs="OpenSymbol" w:hint="default"/>
+      </w:rPr>
+    </w:lvl>
+    <w:lvl w:ilvl="6">
+      <w:start w:val="1"/>
+      <w:numFmt w:val="bullet"/>
+      <w:lvlText w:val=""/>
+      <w:lvlJc w:val="left"/>
+      <w:pPr>
+        <w:tabs>
+          <w:tab w:val="num" w:pos="2929"/>
+        </w:tabs>
+        <w:ind w:left="2929" w:hanging="360"/>
+      </w:pPr>
+      <w:rPr>
+        <w:rFonts w:ascii="Symbol" w:hAnsi="Symbol" w:cs="Symbol" w:hint="default"/>
+      </w:rPr>
+    </w:lvl>
+    <w:lvl w:ilvl="7">
+      <w:start w:val="1"/>
+      <w:numFmt w:val="bullet"/>
+      <w:lvlText w:val="◦"/>
+      <w:lvlJc w:val="left"/>
+      <w:pPr>
+        <w:tabs>
+          <w:tab w:val="num" w:pos="3289"/>
+        </w:tabs>
+        <w:ind w:left="3289" w:hanging="360"/>
+      </w:pPr>
+      <w:rPr>
+        <w:rFonts w:ascii="OpenSymbol" w:hAnsi="OpenSymbol" w:cs="OpenSymbol" w:hint="default"/>
+      </w:rPr>
+    </w:lvl>
+    <w:lvl w:ilvl="8">
+      <w:start w:val="1"/>
+      <w:numFmt w:val="bullet"/>
+      <w:lvlText w:val="▪"/>
+      <w:lvlJc w:val="left"/>
+      <w:pPr>
+        <w:tabs>
+          <w:tab w:val="num" w:pos="3649"/>
+        </w:tabs>
+        <w:ind w:left="3649" w:hanging="360"/>
+      </w:pPr>
+      <w:rPr>
+        <w:rFonts w:ascii="OpenSymbol" w:hAnsi="OpenSymbol" w:cs="OpenSymbol" w:hint="default"/>
+      </w:rPr>
+    </w:lvl>
+  </w:abstractNum>
+  <w:abstractNum w:abstractNumId="2">
+    <w:lvl w:ilvl="0">
+      <w:start w:val="1"/>
+      <w:numFmt w:val="bullet"/>
+      <w:lvlText w:val=""/>
+      <w:lvlJc w:val="left"/>
+      <w:pPr>
+        <w:tabs>
           <w:tab w:val="num" w:pos="720"/>
         </w:tabs>
         <w:ind w:left="720" w:hanging="360"/>
@@ -873,10 +1568,144 @@
       </w:rPr>
     </w:lvl>
   </w:abstractNum>
-  <w:abstractNum w:abstractNumId="1">
-    <w:nsid w:val="1B1F344B"/>
-    <w:multiLevelType w:val="multilevel"/>
-    <w:tmpl w:val="D9A63C7C"/>
+  <w:abstractNum w:abstractNumId="3">
+    <w:lvl w:ilvl="0">
+      <w:start w:val="1"/>
+      <w:numFmt w:val="bullet"/>
+      <w:lvlText w:val=""/>
+      <w:lvlJc w:val="left"/>
+      <w:pPr>
+        <w:tabs>
+          <w:tab w:val="num" w:pos="720"/>
+        </w:tabs>
+        <w:ind w:left="720" w:hanging="360"/>
+      </w:pPr>
+      <w:rPr>
+        <w:rFonts w:ascii="Symbol" w:hAnsi="Symbol" w:cs="Symbol" w:hint="default"/>
+      </w:rPr>
+    </w:lvl>
+    <w:lvl w:ilvl="1">
+      <w:start w:val="1"/>
+      <w:numFmt w:val="bullet"/>
+      <w:lvlText w:val="◦"/>
+      <w:lvlJc w:val="left"/>
+      <w:pPr>
+        <w:tabs>
+          <w:tab w:val="num" w:pos="1080"/>
+        </w:tabs>
+        <w:ind w:left="1080" w:hanging="360"/>
+      </w:pPr>
+      <w:rPr>
+        <w:rFonts w:ascii="OpenSymbol" w:hAnsi="OpenSymbol" w:cs="OpenSymbol" w:hint="default"/>
+      </w:rPr>
+    </w:lvl>
+    <w:lvl w:ilvl="2">
+      <w:start w:val="1"/>
+      <w:numFmt w:val="bullet"/>
+      <w:lvlText w:val="▪"/>
+      <w:lvlJc w:val="left"/>
+      <w:pPr>
+        <w:tabs>
+          <w:tab w:val="num" w:pos="1440"/>
+        </w:tabs>
+        <w:ind w:left="1440" w:hanging="360"/>
+      </w:pPr>
+      <w:rPr>
+        <w:rFonts w:ascii="OpenSymbol" w:hAnsi="OpenSymbol" w:cs="OpenSymbol" w:hint="default"/>
+      </w:rPr>
+    </w:lvl>
+    <w:lvl w:ilvl="3">
+      <w:start w:val="1"/>
+      <w:numFmt w:val="bullet"/>
+      <w:lvlText w:val=""/>
+      <w:lvlJc w:val="left"/>
+      <w:pPr>
+        <w:tabs>
+          <w:tab w:val="num" w:pos="1800"/>
+        </w:tabs>
+        <w:ind w:left="1800" w:hanging="360"/>
+      </w:pPr>
+      <w:rPr>
+        <w:rFonts w:ascii="Symbol" w:hAnsi="Symbol" w:cs="Symbol" w:hint="default"/>
+      </w:rPr>
+    </w:lvl>
+    <w:lvl w:ilvl="4">
+      <w:start w:val="1"/>
+      <w:numFmt w:val="bullet"/>
+      <w:lvlText w:val="◦"/>
+      <w:lvlJc w:val="left"/>
+      <w:pPr>
+        <w:tabs>
+          <w:tab w:val="num" w:pos="2160"/>
+        </w:tabs>
+        <w:ind w:left="2160" w:hanging="360"/>
+      </w:pPr>
+      <w:rPr>
+        <w:rFonts w:ascii="OpenSymbol" w:hAnsi="OpenSymbol" w:cs="OpenSymbol" w:hint="default"/>
+      </w:rPr>
+    </w:lvl>
+    <w:lvl w:ilvl="5">
+      <w:start w:val="1"/>
+      <w:numFmt w:val="bullet"/>
+      <w:lvlText w:val="▪"/>
+      <w:lvlJc w:val="left"/>
+      <w:pPr>
+        <w:tabs>
+          <w:tab w:val="num" w:pos="2520"/>
+        </w:tabs>
+        <w:ind w:left="2520" w:hanging="360"/>
+      </w:pPr>
+      <w:rPr>
+        <w:rFonts w:ascii="OpenSymbol" w:hAnsi="OpenSymbol" w:cs="OpenSymbol" w:hint="default"/>
+      </w:rPr>
+    </w:lvl>
+    <w:lvl w:ilvl="6">
+      <w:start w:val="1"/>
+      <w:numFmt w:val="bullet"/>
+      <w:lvlText w:val=""/>
+      <w:lvlJc w:val="left"/>
+      <w:pPr>
+        <w:tabs>
+          <w:tab w:val="num" w:pos="2880"/>
+        </w:tabs>
+        <w:ind w:left="2880" w:hanging="360"/>
+      </w:pPr>
+      <w:rPr>
+        <w:rFonts w:ascii="Symbol" w:hAnsi="Symbol" w:cs="Symbol" w:hint="default"/>
+      </w:rPr>
+    </w:lvl>
+    <w:lvl w:ilvl="7">
+      <w:start w:val="1"/>
+      <w:numFmt w:val="bullet"/>
+      <w:lvlText w:val="◦"/>
+      <w:lvlJc w:val="left"/>
+      <w:pPr>
+        <w:tabs>
+          <w:tab w:val="num" w:pos="3240"/>
+        </w:tabs>
+        <w:ind w:left="3240" w:hanging="360"/>
+      </w:pPr>
+      <w:rPr>
+        <w:rFonts w:ascii="OpenSymbol" w:hAnsi="OpenSymbol" w:cs="OpenSymbol" w:hint="default"/>
+      </w:rPr>
+    </w:lvl>
+    <w:lvl w:ilvl="8">
+      <w:start w:val="1"/>
+      <w:numFmt w:val="bullet"/>
+      <w:lvlText w:val="▪"/>
+      <w:lvlJc w:val="left"/>
+      <w:pPr>
+        <w:tabs>
+          <w:tab w:val="num" w:pos="3600"/>
+        </w:tabs>
+        <w:ind w:left="3600" w:hanging="360"/>
+      </w:pPr>
+      <w:rPr>
+        <w:rFonts w:ascii="OpenSymbol" w:hAnsi="OpenSymbol" w:cs="OpenSymbol" w:hint="default"/>
+      </w:rPr>
+    </w:lvl>
+  </w:abstractNum>
+  <w:abstractNum w:abstractNumId="4">
     <w:lvl w:ilvl="0">
       <w:start w:val="1"/>
       <w:numFmt w:val="none"/>
@@ -887,7 +1716,7 @@
         <w:tabs>
           <w:tab w:val="num" w:pos="0"/>
         </w:tabs>
-        <w:ind w:left="0" w:firstLine="0"/>
+        <w:ind w:left="0" w:hanging="0"/>
       </w:pPr>
     </w:lvl>
     <w:lvl w:ilvl="1">
@@ -900,7 +1729,7 @@
         <w:tabs>
           <w:tab w:val="num" w:pos="0"/>
         </w:tabs>
-        <w:ind w:left="0" w:firstLine="0"/>
+        <w:ind w:left="0" w:hanging="0"/>
       </w:pPr>
     </w:lvl>
     <w:lvl w:ilvl="2">
@@ -913,7 +1742,7 @@
         <w:tabs>
           <w:tab w:val="num" w:pos="0"/>
         </w:tabs>
-        <w:ind w:left="0" w:firstLine="0"/>
+        <w:ind w:left="0" w:hanging="0"/>
       </w:pPr>
     </w:lvl>
     <w:lvl w:ilvl="3">
@@ -926,7 +1755,7 @@
         <w:tabs>
           <w:tab w:val="num" w:pos="0"/>
         </w:tabs>
-        <w:ind w:left="0" w:firstLine="0"/>
+        <w:ind w:left="0" w:hanging="0"/>
       </w:pPr>
     </w:lvl>
     <w:lvl w:ilvl="4">
@@ -939,7 +1768,7 @@
         <w:tabs>
           <w:tab w:val="num" w:pos="0"/>
         </w:tabs>
-        <w:ind w:left="0" w:firstLine="0"/>
+        <w:ind w:left="0" w:hanging="0"/>
       </w:pPr>
     </w:lvl>
     <w:lvl w:ilvl="5">
@@ -952,7 +1781,7 @@
         <w:tabs>
           <w:tab w:val="num" w:pos="0"/>
         </w:tabs>
-        <w:ind w:left="0" w:firstLine="0"/>
+        <w:ind w:left="0" w:hanging="0"/>
       </w:pPr>
     </w:lvl>
     <w:lvl w:ilvl="6">
@@ -965,7 +1794,7 @@
         <w:tabs>
           <w:tab w:val="num" w:pos="0"/>
         </w:tabs>
-        <w:ind w:left="0" w:firstLine="0"/>
+        <w:ind w:left="0" w:hanging="0"/>
       </w:pPr>
     </w:lvl>
     <w:lvl w:ilvl="7">
@@ -978,7 +1807,7 @@
         <w:tabs>
           <w:tab w:val="num" w:pos="0"/>
         </w:tabs>
-        <w:ind w:left="0" w:firstLine="0"/>
+        <w:ind w:left="0" w:hanging="0"/>
       </w:pPr>
     </w:lvl>
     <w:lvl w:ilvl="8">
@@ -991,168 +1820,31 @@
         <w:tabs>
           <w:tab w:val="num" w:pos="0"/>
         </w:tabs>
-        <w:ind w:left="0" w:firstLine="0"/>
-      </w:pPr>
-    </w:lvl>
-  </w:abstractNum>
-  <w:abstractNum w:abstractNumId="2">
-    <w:nsid w:val="6400204D"/>
-    <w:multiLevelType w:val="multilevel"/>
-    <w:tmpl w:val="5D469E36"/>
-    <w:lvl w:ilvl="0">
-      <w:start w:val="1"/>
-      <w:numFmt w:val="bullet"/>
-      <w:lvlText w:val=""/>
-      <w:lvlJc w:val="left"/>
-      <w:pPr>
-        <w:tabs>
-          <w:tab w:val="num" w:pos="769"/>
-        </w:tabs>
-        <w:ind w:left="769" w:hanging="360"/>
-      </w:pPr>
-      <w:rPr>
-        <w:rFonts w:ascii="Symbol" w:hAnsi="Symbol" w:cs="Symbol" w:hint="default"/>
-      </w:rPr>
-    </w:lvl>
-    <w:lvl w:ilvl="1">
-      <w:start w:val="1"/>
-      <w:numFmt w:val="bullet"/>
-      <w:lvlText w:val="◦"/>
-      <w:lvlJc w:val="left"/>
-      <w:pPr>
-        <w:tabs>
-          <w:tab w:val="num" w:pos="1129"/>
-        </w:tabs>
-        <w:ind w:left="1129" w:hanging="360"/>
-      </w:pPr>
-      <w:rPr>
-        <w:rFonts w:ascii="OpenSymbol" w:hAnsi="OpenSymbol" w:cs="OpenSymbol" w:hint="default"/>
-      </w:rPr>
-    </w:lvl>
-    <w:lvl w:ilvl="2">
-      <w:start w:val="1"/>
-      <w:numFmt w:val="bullet"/>
-      <w:lvlText w:val="▪"/>
-      <w:lvlJc w:val="left"/>
-      <w:pPr>
-        <w:tabs>
-          <w:tab w:val="num" w:pos="1489"/>
-        </w:tabs>
-        <w:ind w:left="1489" w:hanging="360"/>
-      </w:pPr>
-      <w:rPr>
-        <w:rFonts w:ascii="OpenSymbol" w:hAnsi="OpenSymbol" w:cs="OpenSymbol" w:hint="default"/>
-      </w:rPr>
-    </w:lvl>
-    <w:lvl w:ilvl="3">
-      <w:start w:val="1"/>
-      <w:numFmt w:val="bullet"/>
-      <w:lvlText w:val=""/>
-      <w:lvlJc w:val="left"/>
-      <w:pPr>
-        <w:tabs>
-          <w:tab w:val="num" w:pos="1849"/>
-        </w:tabs>
-        <w:ind w:left="1849" w:hanging="360"/>
-      </w:pPr>
-      <w:rPr>
-        <w:rFonts w:ascii="Symbol" w:hAnsi="Symbol" w:cs="Symbol" w:hint="default"/>
-      </w:rPr>
-    </w:lvl>
-    <w:lvl w:ilvl="4">
-      <w:start w:val="1"/>
-      <w:numFmt w:val="bullet"/>
-      <w:lvlText w:val="◦"/>
-      <w:lvlJc w:val="left"/>
-      <w:pPr>
-        <w:tabs>
-          <w:tab w:val="num" w:pos="2209"/>
-        </w:tabs>
-        <w:ind w:left="2209" w:hanging="360"/>
-      </w:pPr>
-      <w:rPr>
-        <w:rFonts w:ascii="OpenSymbol" w:hAnsi="OpenSymbol" w:cs="OpenSymbol" w:hint="default"/>
-      </w:rPr>
-    </w:lvl>
-    <w:lvl w:ilvl="5">
-      <w:start w:val="1"/>
-      <w:numFmt w:val="bullet"/>
-      <w:lvlText w:val="▪"/>
-      <w:lvlJc w:val="left"/>
-      <w:pPr>
-        <w:tabs>
-          <w:tab w:val="num" w:pos="2569"/>
-        </w:tabs>
-        <w:ind w:left="2569" w:hanging="360"/>
-      </w:pPr>
-      <w:rPr>
-        <w:rFonts w:ascii="OpenSymbol" w:hAnsi="OpenSymbol" w:cs="OpenSymbol" w:hint="default"/>
-      </w:rPr>
-    </w:lvl>
-    <w:lvl w:ilvl="6">
-      <w:start w:val="1"/>
-      <w:numFmt w:val="bullet"/>
-      <w:lvlText w:val=""/>
-      <w:lvlJc w:val="left"/>
-      <w:pPr>
-        <w:tabs>
-          <w:tab w:val="num" w:pos="2929"/>
-        </w:tabs>
-        <w:ind w:left="2929" w:hanging="360"/>
-      </w:pPr>
-      <w:rPr>
-        <w:rFonts w:ascii="Symbol" w:hAnsi="Symbol" w:cs="Symbol" w:hint="default"/>
-      </w:rPr>
-    </w:lvl>
-    <w:lvl w:ilvl="7">
-      <w:start w:val="1"/>
-      <w:numFmt w:val="bullet"/>
-      <w:lvlText w:val="◦"/>
-      <w:lvlJc w:val="left"/>
-      <w:pPr>
-        <w:tabs>
-          <w:tab w:val="num" w:pos="3289"/>
-        </w:tabs>
-        <w:ind w:left="3289" w:hanging="360"/>
-      </w:pPr>
-      <w:rPr>
-        <w:rFonts w:ascii="OpenSymbol" w:hAnsi="OpenSymbol" w:cs="OpenSymbol" w:hint="default"/>
-      </w:rPr>
-    </w:lvl>
-    <w:lvl w:ilvl="8">
-      <w:start w:val="1"/>
-      <w:numFmt w:val="bullet"/>
-      <w:lvlText w:val="▪"/>
-      <w:lvlJc w:val="left"/>
-      <w:pPr>
-        <w:tabs>
-          <w:tab w:val="num" w:pos="3649"/>
-        </w:tabs>
-        <w:ind w:left="3649" w:hanging="360"/>
-      </w:pPr>
-      <w:rPr>
-        <w:rFonts w:ascii="OpenSymbol" w:hAnsi="OpenSymbol" w:cs="OpenSymbol" w:hint="default"/>
-      </w:rPr>
+        <w:ind w:left="0" w:hanging="0"/>
+      </w:pPr>
     </w:lvl>
   </w:abstractNum>
   <w:num w:numId="1">
+    <w:abstractNumId w:val="1"/>
+  </w:num>
+  <w:num w:numId="2">
     <w:abstractNumId w:val="2"/>
   </w:num>
-  <w:num w:numId="2">
-    <w:abstractNumId w:val="0"/>
+  <w:num w:numId="3">
+    <w:abstractNumId w:val="3"/>
   </w:num>
-  <w:num w:numId="3">
-    <w:abstractNumId w:val="1"/>
+  <w:num w:numId="4">
+    <w:abstractNumId w:val="4"/>
   </w:num>
 </w:numbering>
 </file>
 
 <file path=word/styles.xml><?xml version="1.0" encoding="utf-8"?>
-<w:styles xmlns:r="http://schemas.openxmlformats.org/officeDocument/2006/relationships" xmlns:w="http://schemas.openxmlformats.org/wordprocessingml/2006/main">
+<w:styles xmlns:w="http://schemas.openxmlformats.org/wordprocessingml/2006/main" xmlns:w14="http://schemas.microsoft.com/office/word/2010/wordml" xmlns:mc="http://schemas.openxmlformats.org/markup-compatibility/2006" mc:Ignorable="w14">
   <w:docDefaults>
     <w:rPrDefault>
       <w:rPr>
-        <w:rFonts w:asciiTheme="minorHAnsi" w:eastAsiaTheme="minorHAnsi" w:hAnsiTheme="minorHAnsi" w:cstheme="minorBidi"/>
+        <w:rFonts w:ascii="Calibri" w:hAnsi="Calibri" w:eastAsia="Calibri" w:cs="" w:asciiTheme="minorHAnsi" w:cstheme="minorBidi" w:eastAsiaTheme="minorHAnsi" w:hAnsiTheme="minorHAnsi"/>
         <w:sz w:val="22"/>
         <w:szCs w:val="22"/>
         <w:lang w:val="pl-PL" w:eastAsia="en-US" w:bidi="ar-SA"/>
@@ -1160,13 +1852,13 @@
     </w:rPrDefault>
     <w:pPrDefault>
       <w:pPr>
-        <w:suppressAutoHyphens/>
+        <w:suppressAutoHyphens w:val="true"/>
       </w:pPr>
     </w:pPrDefault>
   </w:docDefaults>
   <w:latentStyles w:defLockedState="0" w:defUIPriority="99" w:defSemiHidden="1" w:defUnhideWhenUsed="1" w:defQFormat="0" w:count="267">
-    <w:lsdException w:name="Normal" w:semiHidden="0" w:uiPriority="0" w:unhideWhenUsed="0" w:qFormat="1"/>
-    <w:lsdException w:name="heading 1" w:semiHidden="0" w:uiPriority="9" w:unhideWhenUsed="0" w:qFormat="1"/>
+    <w:lsdException w:name="Normal" w:uiPriority="0" w:semiHidden="0" w:unhideWhenUsed="0" w:qFormat="1"/>
+    <w:lsdException w:name="heading 1" w:uiPriority="9" w:semiHidden="0" w:unhideWhenUsed="0" w:qFormat="1"/>
     <w:lsdException w:name="heading 2" w:uiPriority="9" w:qFormat="1"/>
     <w:lsdException w:name="heading 3" w:uiPriority="9" w:qFormat="1"/>
     <w:lsdException w:name="heading 4" w:uiPriority="9" w:qFormat="1"/>
@@ -1185,205 +1877,206 @@
     <w:lsdException w:name="toc 8" w:uiPriority="39"/>
     <w:lsdException w:name="toc 9" w:uiPriority="39"/>
     <w:lsdException w:name="caption" w:uiPriority="35" w:qFormat="1"/>
-    <w:lsdException w:name="Title" w:semiHidden="0" w:uiPriority="10" w:unhideWhenUsed="0" w:qFormat="1"/>
+    <w:lsdException w:name="Title" w:uiPriority="10" w:semiHidden="0" w:unhideWhenUsed="0" w:qFormat="1"/>
     <w:lsdException w:name="Default Paragraph Font" w:uiPriority="1"/>
-    <w:lsdException w:name="Subtitle" w:semiHidden="0" w:uiPriority="11" w:unhideWhenUsed="0" w:qFormat="1"/>
-    <w:lsdException w:name="Strong" w:semiHidden="0" w:uiPriority="22" w:unhideWhenUsed="0" w:qFormat="1"/>
-    <w:lsdException w:name="Emphasis" w:semiHidden="0" w:uiPriority="20" w:unhideWhenUsed="0" w:qFormat="1"/>
-    <w:lsdException w:name="Table Grid" w:semiHidden="0" w:uiPriority="59" w:unhideWhenUsed="0"/>
+    <w:lsdException w:name="Subtitle" w:uiPriority="11" w:semiHidden="0" w:unhideWhenUsed="0" w:qFormat="1"/>
+    <w:lsdException w:name="Strong" w:uiPriority="22" w:semiHidden="0" w:unhideWhenUsed="0" w:qFormat="1"/>
+    <w:lsdException w:name="Emphasis" w:uiPriority="20" w:semiHidden="0" w:unhideWhenUsed="0" w:qFormat="1"/>
+    <w:lsdException w:name="Table Grid" w:uiPriority="59" w:semiHidden="0" w:unhideWhenUsed="0"/>
     <w:lsdException w:name="Placeholder Text" w:unhideWhenUsed="0"/>
-    <w:lsdException w:name="No Spacing" w:semiHidden="0" w:uiPriority="1" w:unhideWhenUsed="0" w:qFormat="1"/>
-    <w:lsdException w:name="Light Shading" w:semiHidden="0" w:uiPriority="60" w:unhideWhenUsed="0"/>
-    <w:lsdException w:name="Light List" w:semiHidden="0" w:uiPriority="61" w:unhideWhenUsed="0"/>
-    <w:lsdException w:name="Light Grid" w:semiHidden="0" w:uiPriority="62" w:unhideWhenUsed="0"/>
-    <w:lsdException w:name="Medium Shading 1" w:semiHidden="0" w:uiPriority="63" w:unhideWhenUsed="0"/>
-    <w:lsdException w:name="Medium Shading 2" w:semiHidden="0" w:uiPriority="64" w:unhideWhenUsed="0"/>
-    <w:lsdException w:name="Medium List 1" w:semiHidden="0" w:uiPriority="65" w:unhideWhenUsed="0"/>
-    <w:lsdException w:name="Medium List 2" w:semiHidden="0" w:uiPriority="66" w:unhideWhenUsed="0"/>
-    <w:lsdException w:name="Medium Grid 1" w:semiHidden="0" w:uiPriority="67" w:unhideWhenUsed="0"/>
-    <w:lsdException w:name="Medium Grid 2" w:semiHidden="0" w:uiPriority="68" w:unhideWhenUsed="0"/>
-    <w:lsdException w:name="Medium Grid 3" w:semiHidden="0" w:uiPriority="69" w:unhideWhenUsed="0"/>
-    <w:lsdException w:name="Dark List" w:semiHidden="0" w:uiPriority="70" w:unhideWhenUsed="0"/>
-    <w:lsdException w:name="Colorful Shading" w:semiHidden="0" w:uiPriority="71" w:unhideWhenUsed="0"/>
-    <w:lsdException w:name="Colorful List" w:semiHidden="0" w:uiPriority="72" w:unhideWhenUsed="0"/>
-    <w:lsdException w:name="Colorful Grid" w:semiHidden="0" w:uiPriority="73" w:unhideWhenUsed="0"/>
-    <w:lsdException w:name="Light Shading Accent 1" w:semiHidden="0" w:uiPriority="60" w:unhideWhenUsed="0"/>
-    <w:lsdException w:name="Light List Accent 1" w:semiHidden="0" w:uiPriority="61" w:unhideWhenUsed="0"/>
-    <w:lsdException w:name="Light Grid Accent 1" w:semiHidden="0" w:uiPriority="62" w:unhideWhenUsed="0"/>
-    <w:lsdException w:name="Medium Shading 1 Accent 1" w:semiHidden="0" w:uiPriority="63" w:unhideWhenUsed="0"/>
-    <w:lsdException w:name="Medium Shading 2 Accent 1" w:semiHidden="0" w:uiPriority="64" w:unhideWhenUsed="0"/>
-    <w:lsdException w:name="Medium List 1 Accent 1" w:semiHidden="0" w:uiPriority="65" w:unhideWhenUsed="0"/>
+    <w:lsdException w:name="No Spacing" w:uiPriority="1" w:semiHidden="0" w:unhideWhenUsed="0" w:qFormat="1"/>
+    <w:lsdException w:name="Light Shading" w:uiPriority="60" w:semiHidden="0" w:unhideWhenUsed="0"/>
+    <w:lsdException w:name="Light List" w:uiPriority="61" w:semiHidden="0" w:unhideWhenUsed="0"/>
+    <w:lsdException w:name="Light Grid" w:uiPriority="62" w:semiHidden="0" w:unhideWhenUsed="0"/>
+    <w:lsdException w:name="Medium Shading 1" w:uiPriority="63" w:semiHidden="0" w:unhideWhenUsed="0"/>
+    <w:lsdException w:name="Medium Shading 2" w:uiPriority="64" w:semiHidden="0" w:unhideWhenUsed="0"/>
+    <w:lsdException w:name="Medium List 1" w:uiPriority="65" w:semiHidden="0" w:unhideWhenUsed="0"/>
+    <w:lsdException w:name="Medium List 2" w:uiPriority="66" w:semiHidden="0" w:unhideWhenUsed="0"/>
+    <w:lsdException w:name="Medium Grid 1" w:uiPriority="67" w:semiHidden="0" w:unhideWhenUsed="0"/>
+    <w:lsdException w:name="Medium Grid 2" w:uiPriority="68" w:semiHidden="0" w:unhideWhenUsed="0"/>
+    <w:lsdException w:name="Medium Grid 3" w:uiPriority="69" w:semiHidden="0" w:unhideWhenUsed="0"/>
+    <w:lsdException w:name="Dark List" w:uiPriority="70" w:semiHidden="0" w:unhideWhenUsed="0"/>
+    <w:lsdException w:name="Colorful Shading" w:uiPriority="71" w:semiHidden="0" w:unhideWhenUsed="0"/>
+    <w:lsdException w:name="Colorful List" w:uiPriority="72" w:semiHidden="0" w:unhideWhenUsed="0"/>
+    <w:lsdException w:name="Colorful Grid" w:uiPriority="73" w:semiHidden="0" w:unhideWhenUsed="0"/>
+    <w:lsdException w:name="Light Shading Accent 1" w:uiPriority="60" w:semiHidden="0" w:unhideWhenUsed="0"/>
+    <w:lsdException w:name="Light List Accent 1" w:uiPriority="61" w:semiHidden="0" w:unhideWhenUsed="0"/>
+    <w:lsdException w:name="Light Grid Accent 1" w:uiPriority="62" w:semiHidden="0" w:unhideWhenUsed="0"/>
+    <w:lsdException w:name="Medium Shading 1 Accent 1" w:uiPriority="63" w:semiHidden="0" w:unhideWhenUsed="0"/>
+    <w:lsdException w:name="Medium Shading 2 Accent 1" w:uiPriority="64" w:semiHidden="0" w:unhideWhenUsed="0"/>
+    <w:lsdException w:name="Medium List 1 Accent 1" w:uiPriority="65" w:semiHidden="0" w:unhideWhenUsed="0"/>
     <w:lsdException w:name="Revision" w:unhideWhenUsed="0"/>
-    <w:lsdException w:name="List Paragraph" w:semiHidden="0" w:uiPriority="34" w:unhideWhenUsed="0" w:qFormat="1"/>
-    <w:lsdException w:name="Quote" w:semiHidden="0" w:uiPriority="29" w:unhideWhenUsed="0" w:qFormat="1"/>
-    <w:lsdException w:name="Intense Quote" w:semiHidden="0" w:uiPriority="30" w:unhideWhenUsed="0" w:qFormat="1"/>
-    <w:lsdException w:name="Medium List 2 Accent 1" w:semiHidden="0" w:uiPriority="66" w:unhideWhenUsed="0"/>
-    <w:lsdException w:name="Medium Grid 1 Accent 1" w:semiHidden="0" w:uiPriority="67" w:unhideWhenUsed="0"/>
-    <w:lsdException w:name="Medium Grid 2 Accent 1" w:semiHidden="0" w:uiPriority="68" w:unhideWhenUsed="0"/>
-    <w:lsdException w:name="Medium Grid 3 Accent 1" w:semiHidden="0" w:uiPriority="69" w:unhideWhenUsed="0"/>
-    <w:lsdException w:name="Dark List Accent 1" w:semiHidden="0" w:uiPriority="70" w:unhideWhenUsed="0"/>
-    <w:lsdException w:name="Colorful Shading Accent 1" w:semiHidden="0" w:uiPriority="71" w:unhideWhenUsed="0"/>
-    <w:lsdException w:name="Colorful List Accent 1" w:semiHidden="0" w:uiPriority="72" w:unhideWhenUsed="0"/>
-    <w:lsdException w:name="Colorful Grid Accent 1" w:semiHidden="0" w:uiPriority="73" w:unhideWhenUsed="0"/>
-    <w:lsdException w:name="Light Shading Accent 2" w:semiHidden="0" w:uiPriority="60" w:unhideWhenUsed="0"/>
-    <w:lsdException w:name="Light List Accent 2" w:semiHidden="0" w:uiPriority="61" w:unhideWhenUsed="0"/>
-    <w:lsdException w:name="Light Grid Accent 2" w:semiHidden="0" w:uiPriority="62" w:unhideWhenUsed="0"/>
-    <w:lsdException w:name="Medium Shading 1 Accent 2" w:semiHidden="0" w:uiPriority="63" w:unhideWhenUsed="0"/>
-    <w:lsdException w:name="Medium Shading 2 Accent 2" w:semiHidden="0" w:uiPriority="64" w:unhideWhenUsed="0"/>
-    <w:lsdException w:name="Medium List 1 Accent 2" w:semiHidden="0" w:uiPriority="65" w:unhideWhenUsed="0"/>
-    <w:lsdException w:name="Medium List 2 Accent 2" w:semiHidden="0" w:uiPriority="66" w:unhideWhenUsed="0"/>
-    <w:lsdException w:name="Medium Grid 1 Accent 2" w:semiHidden="0" w:uiPriority="67" w:unhideWhenUsed="0"/>
-    <w:lsdException w:name="Medium Grid 2 Accent 2" w:semiHidden="0" w:uiPriority="68" w:unhideWhenUsed="0"/>
-    <w:lsdException w:name="Medium Grid 3 Accent 2" w:semiHidden="0" w:uiPriority="69" w:unhideWhenUsed="0"/>
-    <w:lsdException w:name="Dark List Accent 2" w:semiHidden="0" w:uiPriority="70" w:unhideWhenUsed="0"/>
-    <w:lsdException w:name="Colorful Shading Accent 2" w:semiHidden="0" w:uiPriority="71" w:unhideWhenUsed="0"/>
-    <w:lsdException w:name="Colorful List Accent 2" w:semiHidden="0" w:uiPriority="72" w:unhideWhenUsed="0"/>
-    <w:lsdException w:name="Colorful Grid Accent 2" w:semiHidden="0" w:uiPriority="73" w:unhideWhenUsed="0"/>
-    <w:lsdException w:name="Light Shading Accent 3" w:semiHidden="0" w:uiPriority="60" w:unhideWhenUsed="0"/>
-    <w:lsdException w:name="Light List Accent 3" w:semiHidden="0" w:uiPriority="61" w:unhideWhenUsed="0"/>
-    <w:lsdException w:name="Light Grid Accent 3" w:semiHidden="0" w:uiPriority="62" w:unhideWhenUsed="0"/>
-    <w:lsdException w:name="Medium Shading 1 Accent 3" w:semiHidden="0" w:uiPriority="63" w:unhideWhenUsed="0"/>
-    <w:lsdException w:name="Medium Shading 2 Accent 3" w:semiHidden="0" w:uiPriority="64" w:unhideWhenUsed="0"/>
-    <w:lsdException w:name="Medium List 1 Accent 3" w:semiHidden="0" w:uiPriority="65" w:unhideWhenUsed="0"/>
-    <w:lsdException w:name="Medium List 2 Accent 3" w:semiHidden="0" w:uiPriority="66" w:unhideWhenUsed="0"/>
-    <w:lsdException w:name="Medium Grid 1 Accent 3" w:semiHidden="0" w:uiPriority="67" w:unhideWhenUsed="0"/>
-    <w:lsdException w:name="Medium Grid 2 Accent 3" w:semiHidden="0" w:uiPriority="68" w:unhideWhenUsed="0"/>
-    <w:lsdException w:name="Medium Grid 3 Accent 3" w:semiHidden="0" w:uiPriority="69" w:unhideWhenUsed="0"/>
-    <w:lsdException w:name="Dark List Accent 3" w:semiHidden="0" w:uiPriority="70" w:unhideWhenUsed="0"/>
-    <w:lsdException w:name="Colorful Shading Accent 3" w:semiHidden="0" w:uiPriority="71" w:unhideWhenUsed="0"/>
-    <w:lsdException w:name="Colorful List Accent 3" w:semiHidden="0" w:uiPriority="72" w:unhideWhenUsed="0"/>
-    <w:lsdException w:name="Colorful Grid Accent 3" w:semiHidden="0" w:uiPriority="73" w:unhideWhenUsed="0"/>
-    <w:lsdException w:name="Light Shading Accent 4" w:semiHidden="0" w:uiPriority="60" w:unhideWhenUsed="0"/>
-    <w:lsdException w:name="Light List Accent 4" w:semiHidden="0" w:uiPriority="61" w:unhideWhenUsed="0"/>
-    <w:lsdException w:name="Light Grid Accent 4" w:semiHidden="0" w:uiPriority="62" w:unhideWhenUsed="0"/>
-    <w:lsdException w:name="Medium Shading 1 Accent 4" w:semiHidden="0" w:uiPriority="63" w:unhideWhenUsed="0"/>
-    <w:lsdException w:name="Medium Shading 2 Accent 4" w:semiHidden="0" w:uiPriority="64" w:unhideWhenUsed="0"/>
-    <w:lsdException w:name="Medium List 1 Accent 4" w:semiHidden="0" w:uiPriority="65" w:unhideWhenUsed="0"/>
-    <w:lsdException w:name="Medium List 2 Accent 4" w:semiHidden="0" w:uiPriority="66" w:unhideWhenUsed="0"/>
-    <w:lsdException w:name="Medium Grid 1 Accent 4" w:semiHidden="0" w:uiPriority="67" w:unhideWhenUsed="0"/>
-    <w:lsdException w:name="Medium Grid 2 Accent 4" w:semiHidden="0" w:uiPriority="68" w:unhideWhenUsed="0"/>
-    <w:lsdException w:name="Medium Grid 3 Accent 4" w:semiHidden="0" w:uiPriority="69" w:unhideWhenUsed="0"/>
-    <w:lsdException w:name="Dark List Accent 4" w:semiHidden="0" w:uiPriority="70" w:unhideWhenUsed="0"/>
-    <w:lsdException w:name="Colorful Shading Accent 4" w:semiHidden="0" w:uiPriority="71" w:unhideWhenUsed="0"/>
-    <w:lsdException w:name="Colorful List Accent 4" w:semiHidden="0" w:uiPriority="72" w:unhideWhenUsed="0"/>
-    <w:lsdException w:name="Colorful Grid Accent 4" w:semiHidden="0" w:uiPriority="73" w:unhideWhenUsed="0"/>
-    <w:lsdException w:name="Light Shading Accent 5" w:semiHidden="0" w:uiPriority="60" w:unhideWhenUsed="0"/>
-    <w:lsdException w:name="Light List Accent 5" w:semiHidden="0" w:uiPriority="61" w:unhideWhenUsed="0"/>
-    <w:lsdException w:name="Light Grid Accent 5" w:semiHidden="0" w:uiPriority="62" w:unhideWhenUsed="0"/>
-    <w:lsdException w:name="Medium Shading 1 Accent 5" w:semiHidden="0" w:uiPriority="63" w:unhideWhenUsed="0"/>
-    <w:lsdException w:name="Medium Shading 2 Accent 5" w:semiHidden="0" w:uiPriority="64" w:unhideWhenUsed="0"/>
-    <w:lsdException w:name="Medium List 1 Accent 5" w:semiHidden="0" w:uiPriority="65" w:unhideWhenUsed="0"/>
-    <w:lsdException w:name="Medium List 2 Accent 5" w:semiHidden="0" w:uiPriority="66" w:unhideWhenUsed="0"/>
-    <w:lsdException w:name="Medium Grid 1 Accent 5" w:semiHidden="0" w:uiPriority="67" w:unhideWhenUsed="0"/>
-    <w:lsdException w:name="Medium Grid 2 Accent 5" w:semiHidden="0" w:uiPriority="68" w:unhideWhenUsed="0"/>
-    <w:lsdException w:name="Medium Grid 3 Accent 5" w:semiHidden="0" w:uiPriority="69" w:unhideWhenUsed="0"/>
-    <w:lsdException w:name="Dark List Accent 5" w:semiHidden="0" w:uiPriority="70" w:unhideWhenUsed="0"/>
-    <w:lsdException w:name="Colorful Shading Accent 5" w:semiHidden="0" w:uiPriority="71" w:unhideWhenUsed="0"/>
-    <w:lsdException w:name="Colorful List Accent 5" w:semiHidden="0" w:uiPriority="72" w:unhideWhenUsed="0"/>
-    <w:lsdException w:name="Colorful Grid Accent 5" w:semiHidden="0" w:uiPriority="73" w:unhideWhenUsed="0"/>
-    <w:lsdException w:name="Light Shading Accent 6" w:semiHidden="0" w:uiPriority="60" w:unhideWhenUsed="0"/>
-    <w:lsdException w:name="Light List Accent 6" w:semiHidden="0" w:uiPriority="61" w:unhideWhenUsed="0"/>
-    <w:lsdException w:name="Light Grid Accent 6" w:semiHidden="0" w:uiPriority="62" w:unhideWhenUsed="0"/>
-    <w:lsdException w:name="Medium Shading 1 Accent 6" w:semiHidden="0" w:uiPriority="63" w:unhideWhenUsed="0"/>
-    <w:lsdException w:name="Medium Shading 2 Accent 6" w:semiHidden="0" w:uiPriority="64" w:unhideWhenUsed="0"/>
-    <w:lsdException w:name="Medium List 1 Accent 6" w:semiHidden="0" w:uiPriority="65" w:unhideWhenUsed="0"/>
-    <w:lsdException w:name="Medium List 2 Accent 6" w:semiHidden="0" w:uiPriority="66" w:unhideWhenUsed="0"/>
-    <w:lsdException w:name="Medium Grid 1 Accent 6" w:semiHidden="0" w:uiPriority="67" w:unhideWhenUsed="0"/>
-    <w:lsdException w:name="Medium Grid 2 Accent 6" w:semiHidden="0" w:uiPriority="68" w:unhideWhenUsed="0"/>
-    <w:lsdException w:name="Medium Grid 3 Accent 6" w:semiHidden="0" w:uiPriority="69" w:unhideWhenUsed="0"/>
-    <w:lsdException w:name="Dark List Accent 6" w:semiHidden="0" w:uiPriority="70" w:unhideWhenUsed="0"/>
-    <w:lsdException w:name="Colorful Shading Accent 6" w:semiHidden="0" w:uiPriority="71" w:unhideWhenUsed="0"/>
-    <w:lsdException w:name="Colorful List Accent 6" w:semiHidden="0" w:uiPriority="72" w:unhideWhenUsed="0"/>
-    <w:lsdException w:name="Colorful Grid Accent 6" w:semiHidden="0" w:uiPriority="73" w:unhideWhenUsed="0"/>
-    <w:lsdException w:name="Subtle Emphasis" w:semiHidden="0" w:uiPriority="19" w:unhideWhenUsed="0" w:qFormat="1"/>
-    <w:lsdException w:name="Intense Emphasis" w:semiHidden="0" w:uiPriority="21" w:unhideWhenUsed="0" w:qFormat="1"/>
-    <w:lsdException w:name="Subtle Reference" w:semiHidden="0" w:uiPriority="31" w:unhideWhenUsed="0" w:qFormat="1"/>
-    <w:lsdException w:name="Intense Reference" w:semiHidden="0" w:uiPriority="32" w:unhideWhenUsed="0" w:qFormat="1"/>
-    <w:lsdException w:name="Book Title" w:semiHidden="0" w:uiPriority="33" w:unhideWhenUsed="0" w:qFormat="1"/>
+    <w:lsdException w:name="List Paragraph" w:uiPriority="34" w:semiHidden="0" w:unhideWhenUsed="0" w:qFormat="1"/>
+    <w:lsdException w:name="Quote" w:uiPriority="29" w:semiHidden="0" w:unhideWhenUsed="0" w:qFormat="1"/>
+    <w:lsdException w:name="Intense Quote" w:uiPriority="30" w:semiHidden="0" w:unhideWhenUsed="0" w:qFormat="1"/>
+    <w:lsdException w:name="Medium List 2 Accent 1" w:uiPriority="66" w:semiHidden="0" w:unhideWhenUsed="0"/>
+    <w:lsdException w:name="Medium Grid 1 Accent 1" w:uiPriority="67" w:semiHidden="0" w:unhideWhenUsed="0"/>
+    <w:lsdException w:name="Medium Grid 2 Accent 1" w:uiPriority="68" w:semiHidden="0" w:unhideWhenUsed="0"/>
+    <w:lsdException w:name="Medium Grid 3 Accent 1" w:uiPriority="69" w:semiHidden="0" w:unhideWhenUsed="0"/>
+    <w:lsdException w:name="Dark List Accent 1" w:uiPriority="70" w:semiHidden="0" w:unhideWhenUsed="0"/>
+    <w:lsdException w:name="Colorful Shading Accent 1" w:uiPriority="71" w:semiHidden="0" w:unhideWhenUsed="0"/>
+    <w:lsdException w:name="Colorful List Accent 1" w:uiPriority="72" w:semiHidden="0" w:unhideWhenUsed="0"/>
+    <w:lsdException w:name="Colorful Grid Accent 1" w:uiPriority="73" w:semiHidden="0" w:unhideWhenUsed="0"/>
+    <w:lsdException w:name="Light Shading Accent 2" w:uiPriority="60" w:semiHidden="0" w:unhideWhenUsed="0"/>
+    <w:lsdException w:name="Light List Accent 2" w:uiPriority="61" w:semiHidden="0" w:unhideWhenUsed="0"/>
+    <w:lsdException w:name="Light Grid Accent 2" w:uiPriority="62" w:semiHidden="0" w:unhideWhenUsed="0"/>
+    <w:lsdException w:name="Medium Shading 1 Accent 2" w:uiPriority="63" w:semiHidden="0" w:unhideWhenUsed="0"/>
+    <w:lsdException w:name="Medium Shading 2 Accent 2" w:uiPriority="64" w:semiHidden="0" w:unhideWhenUsed="0"/>
+    <w:lsdException w:name="Medium List 1 Accent 2" w:uiPriority="65" w:semiHidden="0" w:unhideWhenUsed="0"/>
+    <w:lsdException w:name="Medium List 2 Accent 2" w:uiPriority="66" w:semiHidden="0" w:unhideWhenUsed="0"/>
+    <w:lsdException w:name="Medium Grid 1 Accent 2" w:uiPriority="67" w:semiHidden="0" w:unhideWhenUsed="0"/>
+    <w:lsdException w:name="Medium Grid 2 Accent 2" w:uiPriority="68" w:semiHidden="0" w:unhideWhenUsed="0"/>
+    <w:lsdException w:name="Medium Grid 3 Accent 2" w:uiPriority="69" w:semiHidden="0" w:unhideWhenUsed="0"/>
+    <w:lsdException w:name="Dark List Accent 2" w:uiPriority="70" w:semiHidden="0" w:unhideWhenUsed="0"/>
+    <w:lsdException w:name="Colorful Shading Accent 2" w:uiPriority="71" w:semiHidden="0" w:unhideWhenUsed="0"/>
+    <w:lsdException w:name="Colorful List Accent 2" w:uiPriority="72" w:semiHidden="0" w:unhideWhenUsed="0"/>
+    <w:lsdException w:name="Colorful Grid Accent 2" w:uiPriority="73" w:semiHidden="0" w:unhideWhenUsed="0"/>
+    <w:lsdException w:name="Light Shading Accent 3" w:uiPriority="60" w:semiHidden="0" w:unhideWhenUsed="0"/>
+    <w:lsdException w:name="Light List Accent 3" w:uiPriority="61" w:semiHidden="0" w:unhideWhenUsed="0"/>
+    <w:lsdException w:name="Light Grid Accent 3" w:uiPriority="62" w:semiHidden="0" w:unhideWhenUsed="0"/>
+    <w:lsdException w:name="Medium Shading 1 Accent 3" w:uiPriority="63" w:semiHidden="0" w:unhideWhenUsed="0"/>
+    <w:lsdException w:name="Medium Shading 2 Accent 3" w:uiPriority="64" w:semiHidden="0" w:unhideWhenUsed="0"/>
+    <w:lsdException w:name="Medium List 1 Accent 3" w:uiPriority="65" w:semiHidden="0" w:unhideWhenUsed="0"/>
+    <w:lsdException w:name="Medium List 2 Accent 3" w:uiPriority="66" w:semiHidden="0" w:unhideWhenUsed="0"/>
+    <w:lsdException w:name="Medium Grid 1 Accent 3" w:uiPriority="67" w:semiHidden="0" w:unhideWhenUsed="0"/>
+    <w:lsdException w:name="Medium Grid 2 Accent 3" w:uiPriority="68" w:semiHidden="0" w:unhideWhenUsed="0"/>
+    <w:lsdException w:name="Medium Grid 3 Accent 3" w:uiPriority="69" w:semiHidden="0" w:unhideWhenUsed="0"/>
+    <w:lsdException w:name="Dark List Accent 3" w:uiPriority="70" w:semiHidden="0" w:unhideWhenUsed="0"/>
+    <w:lsdException w:name="Colorful Shading Accent 3" w:uiPriority="71" w:semiHidden="0" w:unhideWhenUsed="0"/>
+    <w:lsdException w:name="Colorful List Accent 3" w:uiPriority="72" w:semiHidden="0" w:unhideWhenUsed="0"/>
+    <w:lsdException w:name="Colorful Grid Accent 3" w:uiPriority="73" w:semiHidden="0" w:unhideWhenUsed="0"/>
+    <w:lsdException w:name="Light Shading Accent 4" w:uiPriority="60" w:semiHidden="0" w:unhideWhenUsed="0"/>
+    <w:lsdException w:name="Light List Accent 4" w:uiPriority="61" w:semiHidden="0" w:unhideWhenUsed="0"/>
+    <w:lsdException w:name="Light Grid Accent 4" w:uiPriority="62" w:semiHidden="0" w:unhideWhenUsed="0"/>
+    <w:lsdException w:name="Medium Shading 1 Accent 4" w:uiPriority="63" w:semiHidden="0" w:unhideWhenUsed="0"/>
+    <w:lsdException w:name="Medium Shading 2 Accent 4" w:uiPriority="64" w:semiHidden="0" w:unhideWhenUsed="0"/>
+    <w:lsdException w:name="Medium List 1 Accent 4" w:uiPriority="65" w:semiHidden="0" w:unhideWhenUsed="0"/>
+    <w:lsdException w:name="Medium List 2 Accent 4" w:uiPriority="66" w:semiHidden="0" w:unhideWhenUsed="0"/>
+    <w:lsdException w:name="Medium Grid 1 Accent 4" w:uiPriority="67" w:semiHidden="0" w:unhideWhenUsed="0"/>
+    <w:lsdException w:name="Medium Grid 2 Accent 4" w:uiPriority="68" w:semiHidden="0" w:unhideWhenUsed="0"/>
+    <w:lsdException w:name="Medium Grid 3 Accent 4" w:uiPriority="69" w:semiHidden="0" w:unhideWhenUsed="0"/>
+    <w:lsdException w:name="Dark List Accent 4" w:uiPriority="70" w:semiHidden="0" w:unhideWhenUsed="0"/>
+    <w:lsdException w:name="Colorful Shading Accent 4" w:uiPriority="71" w:semiHidden="0" w:unhideWhenUsed="0"/>
+    <w:lsdException w:name="Colorful List Accent 4" w:uiPriority="72" w:semiHidden="0" w:unhideWhenUsed="0"/>
+    <w:lsdException w:name="Colorful Grid Accent 4" w:uiPriority="73" w:semiHidden="0" w:unhideWhenUsed="0"/>
+    <w:lsdException w:name="Light Shading Accent 5" w:uiPriority="60" w:semiHidden="0" w:unhideWhenUsed="0"/>
+    <w:lsdException w:name="Light List Accent 5" w:uiPriority="61" w:semiHidden="0" w:unhideWhenUsed="0"/>
+    <w:lsdException w:name="Light Grid Accent 5" w:uiPriority="62" w:semiHidden="0" w:unhideWhenUsed="0"/>
+    <w:lsdException w:name="Medium Shading 1 Accent 5" w:uiPriority="63" w:semiHidden="0" w:unhideWhenUsed="0"/>
+    <w:lsdException w:name="Medium Shading 2 Accent 5" w:uiPriority="64" w:semiHidden="0" w:unhideWhenUsed="0"/>
+    <w:lsdException w:name="Medium List 1 Accent 5" w:uiPriority="65" w:semiHidden="0" w:unhideWhenUsed="0"/>
+    <w:lsdException w:name="Medium List 2 Accent 5" w:uiPriority="66" w:semiHidden="0" w:unhideWhenUsed="0"/>
+    <w:lsdException w:name="Medium Grid 1 Accent 5" w:uiPriority="67" w:semiHidden="0" w:unhideWhenUsed="0"/>
+    <w:lsdException w:name="Medium Grid 2 Accent 5" w:uiPriority="68" w:semiHidden="0" w:unhideWhenUsed="0"/>
+    <w:lsdException w:name="Medium Grid 3 Accent 5" w:uiPriority="69" w:semiHidden="0" w:unhideWhenUsed="0"/>
+    <w:lsdException w:name="Dark List Accent 5" w:uiPriority="70" w:semiHidden="0" w:unhideWhenUsed="0"/>
+    <w:lsdException w:name="Colorful Shading Accent 5" w:uiPriority="71" w:semiHidden="0" w:unhideWhenUsed="0"/>
+    <w:lsdException w:name="Colorful List Accent 5" w:uiPriority="72" w:semiHidden="0" w:unhideWhenUsed="0"/>
+    <w:lsdException w:name="Colorful Grid Accent 5" w:uiPriority="73" w:semiHidden="0" w:unhideWhenUsed="0"/>
+    <w:lsdException w:name="Light Shading Accent 6" w:uiPriority="60" w:semiHidden="0" w:unhideWhenUsed="0"/>
+    <w:lsdException w:name="Light List Accent 6" w:uiPriority="61" w:semiHidden="0" w:unhideWhenUsed="0"/>
+    <w:lsdException w:name="Light Grid Accent 6" w:uiPriority="62" w:semiHidden="0" w:unhideWhenUsed="0"/>
+    <w:lsdException w:name="Medium Shading 1 Accent 6" w:uiPriority="63" w:semiHidden="0" w:unhideWhenUsed="0"/>
+    <w:lsdException w:name="Medium Shading 2 Accent 6" w:uiPriority="64" w:semiHidden="0" w:unhideWhenUsed="0"/>
+    <w:lsdException w:name="Medium List 1 Accent 6" w:uiPriority="65" w:semiHidden="0" w:unhideWhenUsed="0"/>
+    <w:lsdException w:name="Medium List 2 Accent 6" w:uiPriority="66" w:semiHidden="0" w:unhideWhenUsed="0"/>
+    <w:lsdException w:name="Medium Grid 1 Accent 6" w:uiPriority="67" w:semiHidden="0" w:unhideWhenUsed="0"/>
+    <w:lsdException w:name="Medium Grid 2 Accent 6" w:uiPriority="68" w:semiHidden="0" w:unhideWhenUsed="0"/>
+    <w:lsdException w:name="Medium Grid 3 Accent 6" w:uiPriority="69" w:semiHidden="0" w:unhideWhenUsed="0"/>
+    <w:lsdException w:name="Dark List Accent 6" w:uiPriority="70" w:semiHidden="0" w:unhideWhenUsed="0"/>
+    <w:lsdException w:name="Colorful Shading Accent 6" w:uiPriority="71" w:semiHidden="0" w:unhideWhenUsed="0"/>
+    <w:lsdException w:name="Colorful List Accent 6" w:uiPriority="72" w:semiHidden="0" w:unhideWhenUsed="0"/>
+    <w:lsdException w:name="Colorful Grid Accent 6" w:uiPriority="73" w:semiHidden="0" w:unhideWhenUsed="0"/>
+    <w:lsdException w:name="Subtle Emphasis" w:uiPriority="19" w:semiHidden="0" w:unhideWhenUsed="0" w:qFormat="1"/>
+    <w:lsdException w:name="Intense Emphasis" w:uiPriority="21" w:semiHidden="0" w:unhideWhenUsed="0" w:qFormat="1"/>
+    <w:lsdException w:name="Subtle Reference" w:uiPriority="31" w:semiHidden="0" w:unhideWhenUsed="0" w:qFormat="1"/>
+    <w:lsdException w:name="Intense Reference" w:uiPriority="32" w:semiHidden="0" w:unhideWhenUsed="0" w:qFormat="1"/>
+    <w:lsdException w:name="Book Title" w:uiPriority="33" w:semiHidden="0" w:unhideWhenUsed="0" w:qFormat="1"/>
     <w:lsdException w:name="Bibliography" w:uiPriority="37"/>
     <w:lsdException w:name="TOC Heading" w:uiPriority="39" w:qFormat="1"/>
   </w:latentStyles>
-  <w:style w:type="paragraph" w:default="1" w:styleId="Normalny">
+  <w:style w:type="paragraph" w:styleId="Normal" w:default="1">
     <w:name w:val="Normal"/>
     <w:qFormat/>
-    <w:rsid w:val="00AF08A5"/>
+    <w:rsid w:val="00af08a5"/>
     <w:pPr>
-      <w:spacing w:after="200" w:line="276" w:lineRule="auto"/>
+      <w:widowControl/>
+      <w:suppressAutoHyphens w:val="true"/>
+      <w:bidi w:val="0"/>
+      <w:spacing w:lineRule="auto" w:line="276" w:before="0" w:after="200"/>
+      <w:jc w:val="left"/>
     </w:pPr>
+    <w:rPr>
+      <w:rFonts w:ascii="Calibri" w:hAnsi="Calibri" w:eastAsia="Calibri" w:cs="" w:asciiTheme="minorHAnsi" w:cstheme="minorBidi" w:eastAsiaTheme="minorHAnsi" w:hAnsiTheme="minorHAnsi"/>
+      <w:color w:val="auto"/>
+      <w:kern w:val="0"/>
+      <w:sz w:val="22"/>
+      <w:szCs w:val="22"/>
+      <w:lang w:val="pl-PL" w:eastAsia="en-US" w:bidi="ar-SA"/>
+    </w:rPr>
   </w:style>
-  <w:style w:type="character" w:default="1" w:styleId="Domylnaczcionkaakapitu">
+  <w:style w:type="character" w:styleId="DefaultParagraphFont" w:default="1">
     <w:name w:val="Default Paragraph Font"/>
     <w:uiPriority w:val="1"/>
     <w:semiHidden/>
     <w:unhideWhenUsed/>
+    <w:qFormat/>
+    <w:rPr/>
   </w:style>
-  <w:style w:type="table" w:default="1" w:styleId="Standardowy">
-    <w:name w:val="Normal Table"/>
-    <w:uiPriority w:val="99"/>
-    <w:semiHidden/>
-    <w:unhideWhenUsed/>
+  <w:style w:type="character" w:styleId="Znakiwypunktowaniauser" w:customStyle="1">
+    <w:name w:val="Znaki wypunktowania (user)"/>
     <w:qFormat/>
-    <w:tblPr>
-      <w:tblInd w:w="0" w:type="dxa"/>
-      <w:tblCellMar>
-        <w:top w:w="0" w:type="dxa"/>
-        <w:left w:w="108" w:type="dxa"/>
-        <w:bottom w:w="0" w:type="dxa"/>
-        <w:right w:w="108" w:type="dxa"/>
-      </w:tblCellMar>
-    </w:tblPr>
+    <w:rsid w:val="00b8708c"/>
+    <w:rPr>
+      <w:rFonts w:ascii="OpenSymbol" w:hAnsi="OpenSymbol" w:eastAsia="OpenSymbol" w:cs="OpenSymbol"/>
+    </w:rPr>
   </w:style>
-  <w:style w:type="numbering" w:default="1" w:styleId="Bezlisty">
-    <w:name w:val="No List"/>
-    <w:uiPriority w:val="99"/>
-    <w:semiHidden/>
-    <w:unhideWhenUsed/>
-  </w:style>
-  <w:style w:type="character" w:customStyle="1" w:styleId="Znakiwypunktowania">
+  <w:style w:type="character" w:styleId="Znakiwypunktowania">
     <w:name w:val="Znaki wypunktowania"/>
     <w:qFormat/>
-    <w:rsid w:val="00B8708C"/>
     <w:rPr>
-      <w:rFonts w:ascii="OpenSymbol" w:eastAsia="OpenSymbol" w:hAnsi="OpenSymbol" w:cs="OpenSymbol"/>
+      <w:rFonts w:ascii="OpenSymbol" w:hAnsi="OpenSymbol" w:eastAsia="OpenSymbol" w:cs="OpenSymbol"/>
     </w:rPr>
   </w:style>
-  <w:style w:type="paragraph" w:styleId="Nagwek">
-    <w:name w:val="header"/>
-    <w:basedOn w:val="Normalny"/>
-    <w:next w:val="Tekstpodstawowy"/>
+  <w:style w:type="paragraph" w:styleId="Nagwek" w:customStyle="1">
+    <w:name w:val="Nagłówek"/>
+    <w:basedOn w:val="Normal"/>
+    <w:next w:val="BodyText"/>
     <w:qFormat/>
-    <w:rsid w:val="00B8708C"/>
+    <w:rsid w:val="00b8708c"/>
     <w:pPr>
-      <w:keepNext/>
+      <w:keepNext w:val="true"/>
       <w:spacing w:before="240" w:after="120"/>
     </w:pPr>
     <w:rPr>
-      <w:rFonts w:ascii="Liberation Sans" w:eastAsia="Microsoft YaHei" w:hAnsi="Liberation Sans" w:cs="Arial"/>
+      <w:rFonts w:ascii="Liberation Sans" w:hAnsi="Liberation Sans" w:eastAsia="Microsoft YaHei" w:cs="Arial"/>
       <w:sz w:val="28"/>
       <w:szCs w:val="28"/>
     </w:rPr>
   </w:style>
-  <w:style w:type="paragraph" w:styleId="Tekstpodstawowy">
+  <w:style w:type="paragraph" w:styleId="BodyText">
     <w:name w:val="Body Text"/>
-    <w:basedOn w:val="Normalny"/>
-    <w:rsid w:val="00B8708C"/>
+    <w:basedOn w:val="Normal"/>
+    <w:rsid w:val="00b8708c"/>
     <w:pPr>
-      <w:spacing w:after="140"/>
+      <w:spacing w:before="0" w:after="140"/>
     </w:pPr>
+    <w:rPr/>
   </w:style>
-  <w:style w:type="paragraph" w:styleId="Lista">
+  <w:style w:type="paragraph" w:styleId="List">
     <w:name w:val="List"/>
-    <w:basedOn w:val="Tekstpodstawowy"/>
-    <w:rsid w:val="00B8708C"/>
+    <w:basedOn w:val="BodyText"/>
+    <w:rsid w:val="00b8708c"/>
+    <w:pPr/>
     <w:rPr>
       <w:rFonts w:cs="Arial"/>
     </w:rPr>
   </w:style>
-  <w:style w:type="paragraph" w:styleId="Legenda">
+  <w:style w:type="paragraph" w:styleId="Caption">
     <w:name w:val="caption"/>
-    <w:basedOn w:val="Normalny"/>
+    <w:basedOn w:val="Normal"/>
     <w:qFormat/>
-    <w:rsid w:val="00B8708C"/>
+    <w:rsid w:val="00b8708c"/>
     <w:pPr>
       <w:suppressLineNumbers/>
       <w:spacing w:before="120" w:after="120"/>
@@ -1396,11 +2089,11 @@
       <w:szCs w:val="24"/>
     </w:rPr>
   </w:style>
-  <w:style w:type="paragraph" w:customStyle="1" w:styleId="Indeks">
+  <w:style w:type="paragraph" w:styleId="Indeks" w:customStyle="1">
     <w:name w:val="Indeks"/>
-    <w:basedOn w:val="Normalny"/>
+    <w:basedOn w:val="Normal"/>
     <w:qFormat/>
-    <w:rsid w:val="00B8708C"/>
+    <w:rsid w:val="00b8708c"/>
     <w:pPr>
       <w:suppressLineNumbers/>
     </w:pPr>
@@ -1408,27 +2101,34 @@
       <w:rFonts w:cs="Arial"/>
     </w:rPr>
   </w:style>
-  <w:style w:type="paragraph" w:customStyle="1" w:styleId="Nagwekuser">
-    <w:name w:val="Nagłówek (user)"/>
-    <w:basedOn w:val="Normalny"/>
-    <w:next w:val="Tekstpodstawowy"/>
+  <w:style w:type="paragraph" w:styleId="Gwkaistopka">
+    <w:name w:val="Główka i stopka"/>
+    <w:basedOn w:val="Normal"/>
     <w:qFormat/>
-    <w:rsid w:val="00B8708C"/>
+    <w:pPr/>
+    <w:rPr/>
+  </w:style>
+  <w:style w:type="paragraph" w:styleId="Header">
+    <w:name w:val="header"/>
+    <w:basedOn w:val="Normal"/>
+    <w:next w:val="BodyText"/>
+    <w:qFormat/>
+    <w:rsid w:val="00b8708c"/>
     <w:pPr>
-      <w:keepNext/>
+      <w:keepNext w:val="true"/>
       <w:spacing w:before="240" w:after="120"/>
     </w:pPr>
     <w:rPr>
-      <w:rFonts w:ascii="Liberation Sans" w:eastAsia="Microsoft YaHei" w:hAnsi="Liberation Sans" w:cs="Arial"/>
+      <w:rFonts w:ascii="Liberation Sans" w:hAnsi="Liberation Sans" w:eastAsia="Microsoft YaHei" w:cs="Arial"/>
       <w:sz w:val="28"/>
       <w:szCs w:val="28"/>
     </w:rPr>
   </w:style>
-  <w:style w:type="paragraph" w:customStyle="1" w:styleId="Indeksuser">
+  <w:style w:type="paragraph" w:styleId="Indeksuser" w:customStyle="1">
     <w:name w:val="Indeks (user)"/>
-    <w:basedOn w:val="Normalny"/>
+    <w:basedOn w:val="Normal"/>
     <w:qFormat/>
-    <w:rsid w:val="00B8708C"/>
+    <w:rsid w:val="00b8708c"/>
     <w:pPr>
       <w:suppressLineNumbers/>
     </w:pPr>
@@ -1436,11 +2136,33 @@
       <w:rFonts w:cs="Arial"/>
     </w:rPr>
   </w:style>
+  <w:style w:type="numbering" w:styleId="Bezlisty" w:default="1">
+    <w:name w:val="Bez listy"/>
+    <w:uiPriority w:val="99"/>
+    <w:semiHidden/>
+    <w:unhideWhenUsed/>
+    <w:qFormat/>
+  </w:style>
+  <w:style w:type="table" w:default="1" w:styleId="Standardowy">
+    <w:name w:val="Normal Table"/>
+    <w:uiPriority w:val="99"/>
+    <w:semiHidden/>
+    <w:unhideWhenUsed/>
+    <w:qFormat/>
+    <w:tblPr>
+      <w:tblCellMar>
+        <w:top w:w="0" w:type="dxa"/>
+        <w:left w:w="108" w:type="dxa"/>
+        <w:bottom w:w="0" w:type="dxa"/>
+        <w:right w:w="108" w:type="dxa"/>
+      </w:tblCellMar>
+    </w:tblPr>
+  </w:style>
 </w:styles>
 </file>
 
 <file path=word/theme/theme1.xml><?xml version="1.0" encoding="utf-8"?>
-<a:theme xmlns:a="http://schemas.openxmlformats.org/drawingml/2006/main" name="Motyw pakietu Office">
+<a:theme xmlns:a="http://schemas.openxmlformats.org/drawingml/2006/main" xmlns:r="http://schemas.openxmlformats.org/officeDocument/2006/relationships" name="Motyw pakietu Office">
   <a:themeElements>
     <a:clrScheme name="Pakiet Office">
       <a:dk1>
@@ -1482,12 +2204,12 @@
     </a:clrScheme>
     <a:fontScheme name="Pakiet Office">
       <a:majorFont>
-        <a:latin typeface="Cambria"/>
+        <a:latin typeface="Cambria" pitchFamily="0" charset="1"/>
         <a:ea typeface=""/>
         <a:cs typeface=""/>
       </a:majorFont>
       <a:minorFont>
-        <a:latin typeface="Calibri"/>
+        <a:latin typeface="Calibri" pitchFamily="0" charset="1"/>
         <a:ea typeface=""/>
         <a:cs typeface=""/>
       </a:minorFont>
@@ -1516,7 +2238,7 @@
             </a:gs>
           </a:gsLst>
           <a:lin ang="16200000" scaled="1"/>
-          <a:tileRect/>
+          <a:tileRect l="0" t="0" r="0" b="0"/>
         </a:gradFill>
         <a:gradFill>
           <a:gsLst>
@@ -1537,7 +2259,7 @@
             </a:gs>
           </a:gsLst>
           <a:lin ang="16200000" scaled="0"/>
-          <a:tileRect/>
+          <a:tileRect l="0" t="0" r="0" b="0"/>
         </a:gradFill>
       </a:fillStyleLst>
       <a:lnStyleLst>
@@ -1588,7 +2310,7 @@
           <a:path path="circle">
             <a:fillToRect l="50000" t="-80000" r="50000" b="180000"/>
           </a:path>
-          <a:tileRect/>
+          <a:tileRect l="0" t="0" r="0" b="0"/>
         </a:gradFill>
         <a:gradFill>
           <a:gsLst>
@@ -1606,12 +2328,10 @@
           <a:path path="circle">
             <a:fillToRect l="50000" t="50000" r="50000" b="50000"/>
           </a:path>
-          <a:tileRect/>
+          <a:tileRect l="0" t="0" r="0" b="0"/>
         </a:gradFill>
       </a:bgFillStyleLst>
     </a:fmtScheme>
   </a:themeElements>
-  <a:objectDefaults/>
-  <a:extraClrSchemeLst/>
 </a:theme>
 </file>